--- a/fra/docx/020.content.docx
+++ b/fra/docx/020.content.docx
@@ -3798,162 +3798,120 @@
           <w:lang w:val="fr_FR" w:bidi="fr_FR"/>
         </w:rPr>
       </w:r>
-      <w:hyperlink r:id="rId13">
-        <w:r>
-          <w:rPr>
-            <w:lang w:val="fr_FR" w:bidi="fr_FR"/>
-          </w:rPr>
-          <w:rPr>
-            <w:color w:val="0000EE"/>
-            <w:u w:val="single"/>
-          </w:rPr>
-          <w:t>1 Rois 10.10</w:t>
-        </w:r>
-      </w:hyperlink>
-    </w:p>
-    <w:p>
-      <w:pPr>
-        <w:pStyle w:val="ListBullet"/>
-        <w:spacing w:line="240" w:lineRule="auto"/>
-        <w:ind w:left="720"/>
-      </w:pPr>
-      <w:r>
-        <w:rPr>
-          <w:lang w:val="fr_FR" w:bidi="fr_FR"/>
-        </w:rPr>
-      </w:r>
-      <w:hyperlink r:id="rId14">
-        <w:r>
-          <w:rPr>
-            <w:lang w:val="fr_FR" w:bidi="fr_FR"/>
-          </w:rPr>
-          <w:rPr>
-            <w:color w:val="0000EE"/>
-            <w:u w:val="single"/>
-          </w:rPr>
-          <w:t>1 Rois 11.18–19</w:t>
-        </w:r>
-      </w:hyperlink>
-    </w:p>
-    <w:p>
-      <w:pPr>
-        <w:pStyle w:val="ListBullet"/>
-        <w:spacing w:line="240" w:lineRule="auto"/>
-        <w:ind w:left="720"/>
-      </w:pPr>
-      <w:r>
-        <w:rPr>
-          <w:lang w:val="fr_FR" w:bidi="fr_FR"/>
-        </w:rPr>
-      </w:r>
-      <w:hyperlink r:id="rId15">
-        <w:r>
-          <w:rPr>
-            <w:lang w:val="fr_FR" w:bidi="fr_FR"/>
-          </w:rPr>
-          <w:rPr>
-            <w:color w:val="0000EE"/>
-            <w:u w:val="single"/>
-          </w:rPr>
-          <w:t>2 Rois 10.12–14</w:t>
-        </w:r>
-      </w:hyperlink>
-    </w:p>
-    <w:p>
-      <w:pPr>
-        <w:pStyle w:val="ListBullet"/>
-        <w:spacing w:line="240" w:lineRule="auto"/>
-        <w:ind w:left="720"/>
-      </w:pPr>
-      <w:r>
-        <w:rPr>
-          <w:lang w:val="fr_FR" w:bidi="fr_FR"/>
-        </w:rPr>
-      </w:r>
-      <w:hyperlink r:id="rId16">
-        <w:r>
-          <w:rPr>
-            <w:lang w:val="fr_FR" w:bidi="fr_FR"/>
-          </w:rPr>
-          <w:rPr>
-            <w:color w:val="0000EE"/>
-            <w:u w:val="single"/>
-          </w:rPr>
-          <w:t>Actes 8.27</w:t>
-        </w:r>
-      </w:hyperlink>
-    </w:p>
-    <w:p>
-      <w:pPr>
-        <w:pStyle w:val="ListBullet"/>
-        <w:spacing w:line="240" w:lineRule="auto"/>
-        <w:ind w:left="720"/>
-      </w:pPr>
-      <w:r>
-        <w:rPr>
-          <w:lang w:val="fr_FR" w:bidi="fr_FR"/>
-        </w:rPr>
-      </w:r>
-      <w:hyperlink r:id="rId17">
-        <w:r>
-          <w:rPr>
-            <w:lang w:val="fr_FR" w:bidi="fr_FR"/>
-          </w:rPr>
-          <w:rPr>
-            <w:color w:val="0000EE"/>
-            <w:u w:val="single"/>
-          </w:rPr>
-          <w:t>Esther 1.17</w:t>
-        </w:r>
-      </w:hyperlink>
-    </w:p>
-    <w:p>
-      <w:pPr>
-        <w:pStyle w:val="ListBullet"/>
-        <w:spacing w:line="240" w:lineRule="auto"/>
-        <w:ind w:left="720"/>
-      </w:pPr>
-      <w:r>
-        <w:rPr>
-          <w:lang w:val="fr_FR" w:bidi="fr_FR"/>
-        </w:rPr>
-      </w:r>
-      <w:hyperlink r:id="rId18">
-        <w:r>
-          <w:rPr>
-            <w:lang w:val="fr_FR" w:bidi="fr_FR"/>
-          </w:rPr>
-          <w:rPr>
-            <w:color w:val="0000EE"/>
-            <w:u w:val="single"/>
-          </w:rPr>
-          <w:t>Luc 11.31</w:t>
-        </w:r>
-      </w:hyperlink>
-    </w:p>
-    <w:p>
-      <w:pPr>
-        <w:pStyle w:val="ListBullet"/>
-        <w:spacing w:line="240" w:lineRule="auto"/>
-        <w:ind w:left="720"/>
-      </w:pPr>
-      <w:r>
-        <w:rPr>
-          <w:lang w:val="fr_FR" w:bidi="fr_FR"/>
-        </w:rPr>
-      </w:r>
-      <w:hyperlink r:id="rId19">
-        <w:r>
-          <w:rPr>
-            <w:lang w:val="fr_FR" w:bidi="fr_FR"/>
-          </w:rPr>
-          <w:rPr>
-            <w:color w:val="0000EE"/>
-            <w:u w:val="single"/>
-          </w:rPr>
-          <w:t>Matthieu 12.42</w:t>
-        </w:r>
-      </w:hyperlink>
+      <w:r>
+        <w:rPr>
+          <w:lang w:val="fr_FR" w:bidi="fr_FR"/>
+        </w:rPr>
+        <w:t>1 Rois 10.10</w:t>
+      </w:r>
+    </w:p>
+    <w:p>
+      <w:pPr>
+        <w:pStyle w:val="ListBullet"/>
+        <w:spacing w:line="240" w:lineRule="auto"/>
+        <w:ind w:left="720"/>
+      </w:pPr>
+      <w:r>
+        <w:rPr>
+          <w:lang w:val="fr_FR" w:bidi="fr_FR"/>
+        </w:rPr>
+      </w:r>
+      <w:r>
+        <w:rPr>
+          <w:lang w:val="fr_FR" w:bidi="fr_FR"/>
+        </w:rPr>
+        <w:t>1 Rois 11.18–19</w:t>
+      </w:r>
+    </w:p>
+    <w:p>
+      <w:pPr>
+        <w:pStyle w:val="ListBullet"/>
+        <w:spacing w:line="240" w:lineRule="auto"/>
+        <w:ind w:left="720"/>
+      </w:pPr>
+      <w:r>
+        <w:rPr>
+          <w:lang w:val="fr_FR" w:bidi="fr_FR"/>
+        </w:rPr>
+      </w:r>
+      <w:r>
+        <w:rPr>
+          <w:lang w:val="fr_FR" w:bidi="fr_FR"/>
+        </w:rPr>
+        <w:t>2 Rois 10.12–14</w:t>
+      </w:r>
+    </w:p>
+    <w:p>
+      <w:pPr>
+        <w:pStyle w:val="ListBullet"/>
+        <w:spacing w:line="240" w:lineRule="auto"/>
+        <w:ind w:left="720"/>
+      </w:pPr>
+      <w:r>
+        <w:rPr>
+          <w:lang w:val="fr_FR" w:bidi="fr_FR"/>
+        </w:rPr>
+      </w:r>
+      <w:r>
+        <w:rPr>
+          <w:lang w:val="fr_FR" w:bidi="fr_FR"/>
+        </w:rPr>
+        <w:t>Actes 8.27</w:t>
+      </w:r>
+    </w:p>
+    <w:p>
+      <w:pPr>
+        <w:pStyle w:val="ListBullet"/>
+        <w:spacing w:line="240" w:lineRule="auto"/>
+        <w:ind w:left="720"/>
+      </w:pPr>
+      <w:r>
+        <w:rPr>
+          <w:lang w:val="fr_FR" w:bidi="fr_FR"/>
+        </w:rPr>
+      </w:r>
+      <w:r>
+        <w:rPr>
+          <w:lang w:val="fr_FR" w:bidi="fr_FR"/>
+        </w:rPr>
+        <w:t>Esther 1.17</w:t>
+      </w:r>
+    </w:p>
+    <w:p>
+      <w:pPr>
+        <w:pStyle w:val="ListBullet"/>
+        <w:spacing w:line="240" w:lineRule="auto"/>
+        <w:ind w:left="720"/>
+      </w:pPr>
+      <w:r>
+        <w:rPr>
+          <w:lang w:val="fr_FR" w:bidi="fr_FR"/>
+        </w:rPr>
+      </w:r>
+      <w:r>
+        <w:rPr>
+          <w:lang w:val="fr_FR" w:bidi="fr_FR"/>
+        </w:rPr>
+        <w:t>Luc 11.31</w:t>
+      </w:r>
+    </w:p>
+    <w:p>
+      <w:pPr>
+        <w:pStyle w:val="ListBullet"/>
+        <w:spacing w:line="240" w:lineRule="auto"/>
+        <w:ind w:left="720"/>
+      </w:pPr>
+      <w:r>
+        <w:rPr>
+          <w:lang w:val="fr_FR" w:bidi="fr_FR"/>
+        </w:rPr>
+      </w:r>
+      <w:r>
+        <w:rPr>
+          <w:lang w:val="fr_FR" w:bidi="fr_FR"/>
+        </w:rPr>
+        <w:t>Matthieu 12.42</w:t>
+      </w:r>
     </w:p>
     <w:p>
       <w:pPr>

--- a/fra/docx/020.content.docx
+++ b/fra/docx/020.content.docx
@@ -4330,13 +4330,1312 @@
         <w:rPr>
           <w:lang w:val="fr_FR" w:bidi="fr_FR"/>
         </w:rPr>
+        <w:t>(Voir aussi : commande, désobéir, obéir, entêté)</w:t>
+      </w:r>
+      <w:r>
+        <w:rPr>
+          <w:lang w:val="fr_FR" w:bidi="fr_FR"/>
+        </w:rPr>
+      </w:r>
+      <w:r>
+        <w:rPr>
+          <w:lang w:val="fr_FR" w:bidi="fr_FR"/>
+        </w:rPr>
+      </w:r>
+    </w:p>
+    <w:p>
+      <w:pPr/>
+      <w:r>
+        <w:rPr>
+          <w:lang w:val="fr_FR" w:bidi="fr_FR"/>
+        </w:rPr>
+      </w:r>
+    </w:p>
+    <w:p>
+      <w:pPr>
+        <w:pStyle w:val="Heading2"/>
+      </w:pPr>
+      <w:r>
+        <w:rPr>
+          <w:lang w:val="fr_FR" w:bidi="fr_FR"/>
+        </w:rPr>
+        <w:t>Renommée</w:t>
+      </w:r>
+      <w:r>
+        <w:rPr>
+          <w:lang w:val="fr_FR" w:bidi="fr_FR"/>
+        </w:rPr>
+      </w:r>
+    </w:p>
+    <w:p>
+      <w:pPr>
+        <w:pStyle w:val="Heading3"/>
+      </w:pPr>
+      <w:r>
+        <w:rPr>
+          <w:lang w:val="fr_FR" w:bidi="fr_FR"/>
+        </w:rPr>
+        <w:t>Définition :</w:t>
+      </w:r>
+    </w:p>
+    <w:p>
+      <w:pPr/>
+      <w:r>
+        <w:rPr>
+          <w:lang w:val="fr_FR" w:bidi="fr_FR"/>
+        </w:rPr>
+      </w:r>
+      <w:r>
+        <w:rPr>
+          <w:lang w:val="fr_FR" w:bidi="fr_FR"/>
+        </w:rPr>
+        <w:t>Le terme «renommée» se réfère à être bien connu et ayant une réputation louable.</w:t>
+      </w:r>
+    </w:p>
+    <w:p>
+      <w:pPr>
+        <w:pStyle w:val="ListBullet"/>
+        <w:spacing w:line="240" w:lineRule="auto"/>
+        <w:ind w:left="720"/>
+      </w:pPr>
+      <w:r>
+        <w:rPr>
+          <w:lang w:val="fr_FR" w:bidi="fr_FR"/>
+        </w:rPr>
+      </w:r>
+      <w:r>
+        <w:rPr>
+          <w:lang w:val="fr_FR" w:bidi="fr_FR"/>
+        </w:rPr>
+        <w:t>"Renommée" se réfère en particulier à une bonne réputation qui est largement connue sur une longue période de temps.</w:t>
+      </w:r>
+    </w:p>
+    <w:p>
+      <w:pPr>
+        <w:pStyle w:val="ListBullet"/>
+        <w:spacing w:line="240" w:lineRule="auto"/>
+        <w:ind w:left="720"/>
+      </w:pPr>
+      <w:r>
+        <w:rPr>
+          <w:lang w:val="fr_FR" w:bidi="fr_FR"/>
+        </w:rPr>
+      </w:r>
+      <w:r>
+        <w:rPr>
+          <w:lang w:val="fr_FR" w:bidi="fr_FR"/>
+        </w:rPr>
+        <w:t>Une personne "renommée" est quelqu'un qui est bien connu et très apprécié.</w:t>
+      </w:r>
+    </w:p>
+    <w:p>
+      <w:pPr>
+        <w:pStyle w:val="ListBullet"/>
+        <w:spacing w:line="240" w:lineRule="auto"/>
+        <w:ind w:left="720"/>
+      </w:pPr>
+      <w:r>
+        <w:rPr>
+          <w:lang w:val="fr_FR" w:bidi="fr_FR"/>
+        </w:rPr>
+      </w:r>
+      <w:r>
+        <w:rPr>
+          <w:lang w:val="fr_FR" w:bidi="fr_FR"/>
+        </w:rPr>
+        <w:t>Une ville qui est «renommée» est souvent bien connue pour sa richesse et sa prospérité.</w:t>
+      </w:r>
+    </w:p>
+    <w:p>
+      <w:pPr>
+        <w:pStyle w:val="Heading3"/>
+      </w:pPr>
+      <w:r>
+        <w:rPr>
+          <w:lang w:val="fr_FR" w:bidi="fr_FR"/>
+        </w:rPr>
+        <w:t>traduction Suggestions</w:t>
+      </w:r>
+    </w:p>
+    <w:p>
+      <w:pPr>
+        <w:pStyle w:val="ListBullet"/>
+        <w:spacing w:line="240" w:lineRule="auto"/>
+        <w:ind w:left="720"/>
+      </w:pPr>
+      <w:r>
+        <w:rPr>
+          <w:lang w:val="fr_FR" w:bidi="fr_FR"/>
+        </w:rPr>
+      </w:r>
+      <w:r>
+        <w:rPr>
+          <w:lang w:val="fr_FR" w:bidi="fr_FR"/>
+        </w:rPr>
+        <w:t>Le terme «renommée» pourrait être traduit comme "la gloire" ou "réputation estimée" "</w:t>
+      </w:r>
+    </w:p>
+    <w:p>
+      <w:pPr>
+        <w:pStyle w:val="ListBullet"/>
+        <w:spacing w:line="240" w:lineRule="auto"/>
+        <w:ind w:left="720"/>
+      </w:pPr>
+      <w:r>
+        <w:rPr>
+          <w:lang w:val="fr_FR" w:bidi="fr_FR"/>
+        </w:rPr>
+      </w:r>
+      <w:r>
+        <w:rPr>
+          <w:lang w:val="fr_FR" w:bidi="fr_FR"/>
+        </w:rPr>
+        <w:t>Le terme «renommée» pourrait aussi être traduit par "bien connu et très estimé" ou "ayant une excellente réputation*"</w:t>
+      </w:r>
+    </w:p>
+    <w:p>
+      <w:pPr>
+        <w:pStyle w:val="ListBullet"/>
+        <w:spacing w:line="240" w:lineRule="auto"/>
+        <w:ind w:left="720"/>
+      </w:pPr>
+      <w:r>
+        <w:rPr>
+          <w:lang w:val="fr_FR" w:bidi="fr_FR"/>
+        </w:rPr>
+      </w:r>
+      <w:r>
+        <w:rPr>
+          <w:lang w:val="fr_FR" w:bidi="fr_FR"/>
+        </w:rPr>
+        <w:t>L'expression, «Que le nom du Seigneur soit renommé en Israël" pourrait être traduit par «Que le nom du Seigneur soit bien connu et honoré par le peuple d'Israël*"</w:t>
+      </w:r>
+    </w:p>
+    <w:p>
+      <w:pPr>
+        <w:pStyle w:val="ListBullet"/>
+        <w:spacing w:line="240" w:lineRule="auto"/>
+        <w:ind w:left="720"/>
+      </w:pPr>
+      <w:r>
+        <w:rPr>
+          <w:lang w:val="fr_FR" w:bidi="fr_FR"/>
+        </w:rPr>
+      </w:r>
+      <w:r>
+        <w:rPr>
+          <w:lang w:val="fr_FR" w:bidi="fr_FR"/>
+        </w:rPr>
+        <w:t>L'expression «hommes de renom" pourrait être traduite comme «hommes bien connus pour leur courage» ou «guerriers célèbres» ou «hommes très estimés*"</w:t>
+      </w:r>
+    </w:p>
+    <w:p>
+      <w:pPr>
+        <w:pStyle w:val="ListBullet"/>
+        <w:spacing w:line="240" w:lineRule="auto"/>
+        <w:ind w:left="720"/>
+      </w:pPr>
+      <w:r>
+        <w:rPr>
+          <w:lang w:val="fr_FR" w:bidi="fr_FR"/>
+        </w:rPr>
+      </w:r>
+      <w:r>
+        <w:rPr>
+          <w:lang w:val="fr_FR" w:bidi="fr_FR"/>
+        </w:rPr>
+        <w:t>L'expression «ta renommée perdure dans toutes les générations» pourrait être traduite par «Pendant des années, les gens vont apprendre à quel point vous êtes estimés» ou «votre grandeur est vue et entendue par toutes les générations*"</w:t>
+      </w:r>
+    </w:p>
+    <w:p>
+      <w:pPr/>
+      <w:r>
+        <w:rPr>
+          <w:lang w:val="fr_FR" w:bidi="fr_FR"/>
+        </w:rPr>
+      </w:r>
+      <w:r>
+        <w:rPr>
+          <w:lang w:val="fr_FR" w:bidi="fr_FR"/>
+        </w:rPr>
+        <w:t>(Voir aussi : (../kt/honor.md))</w:t>
+      </w:r>
+      <w:r>
+        <w:rPr>
+          <w:lang w:val="fr_FR" w:bidi="fr_FR"/>
+        </w:rPr>
+      </w:r>
+      <w:r>
+        <w:rPr>
+          <w:lang w:val="fr_FR" w:bidi="fr_FR"/>
+        </w:rPr>
+      </w:r>
+    </w:p>
+    <w:p>
+      <w:pPr/>
+      <w:r>
+        <w:rPr>
+          <w:lang w:val="fr_FR" w:bidi="fr_FR"/>
+        </w:rPr>
+      </w:r>
+    </w:p>
+    <w:p>
+      <w:pPr>
+        <w:pStyle w:val="Heading2"/>
+      </w:pPr>
+      <w:r>
+        <w:rPr>
+          <w:lang w:val="fr_FR" w:bidi="fr_FR"/>
+        </w:rPr>
+        <w:t>Repentir</w:t>
+      </w:r>
+      <w:r>
+        <w:rPr>
+          <w:lang w:val="fr_FR" w:bidi="fr_FR"/>
+        </w:rPr>
+      </w:r>
+    </w:p>
+    <w:p>
+      <w:pPr>
+        <w:pStyle w:val="Heading3"/>
+      </w:pPr>
+      <w:r>
+        <w:rPr>
+          <w:lang w:val="fr_FR" w:bidi="fr_FR"/>
+        </w:rPr>
+        <w:t>Définition :</w:t>
+      </w:r>
+    </w:p>
+    <w:p>
+      <w:pPr/>
+      <w:r>
+        <w:rPr>
+          <w:lang w:val="fr_FR" w:bidi="fr_FR"/>
+        </w:rPr>
+      </w:r>
+      <w:r>
+        <w:rPr>
+          <w:lang w:val="fr_FR" w:bidi="fr_FR"/>
+        </w:rPr>
+        <w:t>Les termes « repentir » et « se repentir » se réfèrent à se détourner du péché et se tourner vers Dieu.</w:t>
+      </w:r>
+    </w:p>
+    <w:p>
+      <w:pPr>
+        <w:pStyle w:val="ListBullet"/>
+        <w:spacing w:line="240" w:lineRule="auto"/>
+        <w:ind w:left="720"/>
+      </w:pPr>
+      <w:r>
+        <w:rPr>
+          <w:lang w:val="fr_FR" w:bidi="fr_FR"/>
+        </w:rPr>
+      </w:r>
+      <w:r>
+        <w:rPr>
+          <w:lang w:val="fr_FR" w:bidi="fr_FR"/>
+        </w:rPr>
+        <w:t>se « repentir » signifie littéralement « changer d'avis ».</w:t>
+      </w:r>
+    </w:p>
+    <w:p>
+      <w:pPr>
+        <w:pStyle w:val="ListBullet"/>
+        <w:spacing w:line="240" w:lineRule="auto"/>
+        <w:ind w:left="720"/>
+      </w:pPr>
+      <w:r>
+        <w:rPr>
+          <w:lang w:val="fr_FR" w:bidi="fr_FR"/>
+        </w:rPr>
+      </w:r>
+      <w:r>
+        <w:rPr>
+          <w:lang w:val="fr_FR" w:bidi="fr_FR"/>
+        </w:rPr>
+        <w:t>Dans la Bible, « se repentir » signifie généralement se détourner d'une manière humaine et pécheresse de penser et d'agir, et de se tourner vers la manière de penser et d'agir de Dieu.</w:t>
+      </w:r>
+    </w:p>
+    <w:p>
+      <w:pPr>
+        <w:pStyle w:val="ListBullet"/>
+        <w:spacing w:line="240" w:lineRule="auto"/>
+        <w:ind w:left="720"/>
+      </w:pPr>
+      <w:r>
+        <w:rPr>
+          <w:lang w:val="fr_FR" w:bidi="fr_FR"/>
+        </w:rPr>
+      </w:r>
+      <w:r>
+        <w:rPr>
+          <w:lang w:val="fr_FR" w:bidi="fr_FR"/>
+        </w:rPr>
+        <w:t>Quand les gens se repentent vraiment de leurs péchés, Dieu leur pardonne et les aide à commencer à lui obéir.</w:t>
+      </w:r>
+    </w:p>
+    <w:p>
+      <w:pPr>
+        <w:pStyle w:val="Heading3"/>
+      </w:pPr>
+      <w:r>
+        <w:rPr>
+          <w:lang w:val="fr_FR" w:bidi="fr_FR"/>
+        </w:rPr>
+        <w:t>Suggestions pour la traduction :</w:t>
+      </w:r>
+    </w:p>
+    <w:p>
+      <w:pPr>
+        <w:pStyle w:val="ListBullet"/>
+        <w:spacing w:line="240" w:lineRule="auto"/>
+        <w:ind w:left="720"/>
+      </w:pPr>
+      <w:r>
+        <w:rPr>
+          <w:lang w:val="fr_FR" w:bidi="fr_FR"/>
+        </w:rPr>
+      </w:r>
+      <w:r>
+        <w:rPr>
+          <w:lang w:val="fr_FR" w:bidi="fr_FR"/>
+        </w:rPr>
+        <w:t>Le terme « repentir » peut être traduit par un mot ou une expression qui signifie « retournez (vers Dieu)» ou « détournez-vous du péché et tournez-vous vers Dieu » ou « tournez-vous vers Dieu, loin du péché ».</w:t>
+      </w:r>
+    </w:p>
+    <w:p>
+      <w:pPr>
+        <w:pStyle w:val="ListBullet"/>
+        <w:spacing w:line="240" w:lineRule="auto"/>
+        <w:ind w:left="720"/>
+      </w:pPr>
+      <w:r>
+        <w:rPr>
+          <w:lang w:val="fr_FR" w:bidi="fr_FR"/>
+        </w:rPr>
+      </w:r>
+      <w:r>
+        <w:rPr>
+          <w:lang w:val="fr_FR" w:bidi="fr_FR"/>
+        </w:rPr>
+        <w:t>Souvent, le mot « le repentir » peut être traduit en utilisant le verbe «repentir». Par exemple, «Dieu a donné le repentir à Israël» pourrait être traduit par «Dieu a permis à Israël de se repentir».</w:t>
+      </w:r>
+    </w:p>
+    <w:p>
+      <w:pPr>
+        <w:pStyle w:val="ListBullet"/>
+        <w:spacing w:line="240" w:lineRule="auto"/>
+        <w:ind w:left="720"/>
+      </w:pPr>
+      <w:r>
+        <w:rPr>
+          <w:lang w:val="fr_FR" w:bidi="fr_FR"/>
+        </w:rPr>
+      </w:r>
+      <w:r>
+        <w:rPr>
+          <w:lang w:val="fr_FR" w:bidi="fr_FR"/>
+        </w:rPr>
+        <w:t>D'autres façons de traduire la « repentance » pourraient inclure « se détourner du péché » ou « se tourner vers Dieu et s'éloigner du péché ».</w:t>
+      </w:r>
+    </w:p>
+    <w:p>
+      <w:pPr/>
+      <w:r>
+        <w:rPr>
+          <w:lang w:val="fr_FR" w:bidi="fr_FR"/>
+        </w:rPr>
+      </w:r>
+      <w:r>
+        <w:rPr>
+          <w:lang w:val="fr_FR" w:bidi="fr_FR"/>
+        </w:rPr>
+        <w:t>(Voir aussi : (../kt/forgive.md), (../kt/sin.md), (../other/turn.md))</w:t>
+      </w:r>
+      <w:r>
+        <w:rPr>
+          <w:lang w:val="fr_FR" w:bidi="fr_FR"/>
+        </w:rPr>
+      </w:r>
+      <w:r>
+        <w:rPr>
+          <w:lang w:val="fr_FR" w:bidi="fr_FR"/>
+        </w:rPr>
+      </w:r>
+    </w:p>
+    <w:p>
+      <w:pPr/>
+      <w:r>
+        <w:rPr>
+          <w:lang w:val="fr_FR" w:bidi="fr_FR"/>
+        </w:rPr>
+      </w:r>
+    </w:p>
+    <w:p>
+      <w:pPr>
+        <w:pStyle w:val="Heading2"/>
+      </w:pPr>
+      <w:r>
+        <w:rPr>
+          <w:lang w:val="fr_FR" w:bidi="fr_FR"/>
+        </w:rPr>
+        <w:t>Réprimander</w:t>
+      </w:r>
+      <w:r>
+        <w:rPr>
+          <w:lang w:val="fr_FR" w:bidi="fr_FR"/>
+        </w:rPr>
+      </w:r>
+    </w:p>
+    <w:p>
+      <w:pPr>
+        <w:pStyle w:val="Heading3"/>
+      </w:pPr>
+      <w:r>
+        <w:rPr>
+          <w:lang w:val="fr_FR" w:bidi="fr_FR"/>
+        </w:rPr>
+        <w:t>Définition :</w:t>
+      </w:r>
+    </w:p>
+    <w:p>
+      <w:pPr/>
+      <w:r>
+        <w:rPr>
+          <w:lang w:val="fr_FR" w:bidi="fr_FR"/>
+        </w:rPr>
+      </w:r>
+      <w:r>
+        <w:rPr>
+          <w:lang w:val="fr_FR" w:bidi="fr_FR"/>
+        </w:rPr>
+        <w:t>Réprimander c'est donner à quelqu'un une correction verbale sévère, souvent afin d'aider cette personne à se détourner du péché.</w:t>
+      </w:r>
+    </w:p>
+    <w:p>
+      <w:pPr>
+        <w:pStyle w:val="ListBullet"/>
+        <w:spacing w:line="240" w:lineRule="auto"/>
+        <w:ind w:left="720"/>
+      </w:pPr>
+      <w:r>
+        <w:rPr>
+          <w:lang w:val="fr_FR" w:bidi="fr_FR"/>
+        </w:rPr>
+      </w:r>
+      <w:r>
+        <w:rPr>
+          <w:lang w:val="fr_FR" w:bidi="fr_FR"/>
+        </w:rPr>
+        <w:t>Le Nouveau Testament ordonne aux chrétiens de "réprimander" les autres croyants lorsqu’ils désobéissent clairement à Dieu.</w:t>
+      </w:r>
+    </w:p>
+    <w:p>
+      <w:pPr>
+        <w:pStyle w:val="ListBullet"/>
+        <w:spacing w:line="240" w:lineRule="auto"/>
+        <w:ind w:left="720"/>
+      </w:pPr>
+      <w:r>
+        <w:rPr>
+          <w:lang w:val="fr_FR" w:bidi="fr_FR"/>
+        </w:rPr>
+      </w:r>
+      <w:r>
+        <w:rPr>
+          <w:lang w:val="fr_FR" w:bidi="fr_FR"/>
+        </w:rPr>
+        <w:t>Le livre des Proverbes instruit les parents à "admonester" leurs enfants quand ils sont désobéissants.</w:t>
+      </w:r>
+    </w:p>
+    <w:p>
+      <w:pPr>
+        <w:pStyle w:val="ListBullet"/>
+        <w:spacing w:line="240" w:lineRule="auto"/>
+        <w:ind w:left="720"/>
+      </w:pPr>
+      <w:r>
+        <w:rPr>
+          <w:lang w:val="fr_FR" w:bidi="fr_FR"/>
+        </w:rPr>
+      </w:r>
+      <w:r>
+        <w:rPr>
+          <w:lang w:val="fr_FR" w:bidi="fr_FR"/>
+        </w:rPr>
+        <w:t>Une "réprimande" est généralement donnée pour empêcher celui qui a commis le tort de s'impliquer davantage dans le péché.</w:t>
+      </w:r>
+    </w:p>
+    <w:p>
+      <w:pPr>
+        <w:pStyle w:val="Heading3"/>
+      </w:pPr>
+      <w:r>
+        <w:rPr>
+          <w:lang w:val="fr_FR" w:bidi="fr_FR"/>
+        </w:rPr>
+        <w:t>Suggestions pour la traduction :</w:t>
+      </w:r>
+    </w:p>
+    <w:p>
+      <w:pPr>
+        <w:pStyle w:val="ListBullet"/>
+        <w:spacing w:line="240" w:lineRule="auto"/>
+        <w:ind w:left="720"/>
+      </w:pPr>
+      <w:r>
+        <w:rPr>
+          <w:lang w:val="fr_FR" w:bidi="fr_FR"/>
+        </w:rPr>
+      </w:r>
+      <w:r>
+        <w:rPr>
+          <w:lang w:val="fr_FR" w:bidi="fr_FR"/>
+        </w:rPr>
+        <w:t>"Réprimander" pourrait être traduit par "corriger sévèrement" ou "gronder".</w:t>
+      </w:r>
+    </w:p>
+    <w:p>
+      <w:pPr>
+        <w:pStyle w:val="ListBullet"/>
+        <w:spacing w:line="240" w:lineRule="auto"/>
+        <w:ind w:left="720"/>
+      </w:pPr>
+      <w:r>
+        <w:rPr>
+          <w:lang w:val="fr_FR" w:bidi="fr_FR"/>
+        </w:rPr>
+      </w:r>
+      <w:r>
+        <w:rPr>
+          <w:lang w:val="fr_FR" w:bidi="fr_FR"/>
+        </w:rPr>
+        <w:t>Le terme "réprimande" pourrait être traduit par, "une correction sévère" ou "une critique sévère".</w:t>
+      </w:r>
+    </w:p>
+    <w:p>
+      <w:pPr>
+        <w:pStyle w:val="ListBullet"/>
+        <w:spacing w:line="240" w:lineRule="auto"/>
+        <w:ind w:left="720"/>
+      </w:pPr>
+      <w:r>
+        <w:rPr>
+          <w:lang w:val="fr_FR" w:bidi="fr_FR"/>
+        </w:rPr>
+      </w:r>
+      <w:r>
+        <w:rPr>
+          <w:lang w:val="fr_FR" w:bidi="fr_FR"/>
+        </w:rPr>
+        <w:t>L'expression, "sans réprimande", pourrait être traduite par, "sans blâme" ou "sans rappel à l'ordre" ou "sans correction sévère" ou ""sans admonestation".</w:t>
+      </w:r>
+    </w:p>
+    <w:p>
+      <w:pPr/>
+      <w:r>
+        <w:rPr>
+          <w:lang w:val="fr_FR" w:bidi="fr_FR"/>
+        </w:rPr>
+      </w:r>
+      <w:r>
+        <w:rPr>
+          <w:lang w:val="fr_FR" w:bidi="fr_FR"/>
+        </w:rPr>
+        <w:t xml:space="preserve">(See also </w:t>
+      </w:r>
+      <w:r>
+        <w:rPr>
+          <w:lang w:val="fr_FR" w:bidi="fr_FR"/>
+        </w:rPr>
+        <w:t>réprimander</w:t>
+      </w:r>
+      <w:r>
+        <w:rPr>
+          <w:lang w:val="fr_FR" w:bidi="fr_FR"/>
+        </w:rPr>
+        <w:t>, désobéir)</w:t>
+      </w:r>
+      <w:r>
+        <w:rPr>
+          <w:lang w:val="fr_FR" w:bidi="fr_FR"/>
+        </w:rPr>
+      </w:r>
+      <w:r>
+        <w:rPr>
+          <w:lang w:val="fr_FR" w:bidi="fr_FR"/>
+        </w:rPr>
+      </w:r>
+    </w:p>
+    <w:p>
+      <w:pPr/>
+      <w:r>
+        <w:rPr>
+          <w:lang w:val="fr_FR" w:bidi="fr_FR"/>
+        </w:rPr>
+      </w:r>
+    </w:p>
+    <w:p>
+      <w:pPr>
+        <w:pStyle w:val="Heading2"/>
+      </w:pPr>
+      <w:r>
+        <w:rPr>
+          <w:lang w:val="fr_FR" w:bidi="fr_FR"/>
+        </w:rPr>
+        <w:t>Restaurer</w:t>
+      </w:r>
+      <w:r>
+        <w:rPr>
+          <w:lang w:val="fr_FR" w:bidi="fr_FR"/>
+        </w:rPr>
+      </w:r>
+    </w:p>
+    <w:p>
+      <w:pPr>
+        <w:pStyle w:val="Heading3"/>
+      </w:pPr>
+      <w:r>
+        <w:rPr>
+          <w:lang w:val="fr_FR" w:bidi="fr_FR"/>
+        </w:rPr>
+        <w:t>Définition :</w:t>
+      </w:r>
+    </w:p>
+    <w:p>
+      <w:pPr/>
+      <w:r>
+        <w:rPr>
+          <w:lang w:val="fr_FR" w:bidi="fr_FR"/>
+        </w:rPr>
+      </w:r>
+      <w:r>
+        <w:rPr>
+          <w:lang w:val="fr_FR" w:bidi="fr_FR"/>
+        </w:rPr>
+        <w:t>Les termes « restaurer » et « restauration » se réfèrent à ramener quelque chose à son état d'origine ou à sa place.</w:t>
+      </w:r>
+    </w:p>
+    <w:p>
+      <w:pPr>
+        <w:pStyle w:val="ListBullet"/>
+        <w:spacing w:line="240" w:lineRule="auto"/>
+        <w:ind w:left="720"/>
+      </w:pPr>
+      <w:r>
+        <w:rPr>
+          <w:lang w:val="fr_FR" w:bidi="fr_FR"/>
+        </w:rPr>
+      </w:r>
+      <w:r>
+        <w:rPr>
+          <w:lang w:val="fr_FR" w:bidi="fr_FR"/>
+        </w:rPr>
+        <w:t>Quand une partie du corps malade est restaurée, cela signifie qu'elle a été « guérie ».</w:t>
+      </w:r>
+    </w:p>
+    <w:p>
+      <w:pPr>
+        <w:pStyle w:val="ListBullet"/>
+        <w:spacing w:line="240" w:lineRule="auto"/>
+        <w:ind w:left="720"/>
+      </w:pPr>
+      <w:r>
+        <w:rPr>
+          <w:lang w:val="fr_FR" w:bidi="fr_FR"/>
+        </w:rPr>
+      </w:r>
+      <w:r>
+        <w:rPr>
+          <w:lang w:val="fr_FR" w:bidi="fr_FR"/>
+        </w:rPr>
+        <w:t>Une relation rompue qui est restaurée, a été « réconciliée ». Dieu restaure les pécheurs et les ramène à lui.</w:t>
+      </w:r>
+    </w:p>
+    <w:p>
+      <w:pPr>
+        <w:pStyle w:val="ListBullet"/>
+        <w:spacing w:line="240" w:lineRule="auto"/>
+        <w:ind w:left="720"/>
+      </w:pPr>
+      <w:r>
+        <w:rPr>
+          <w:lang w:val="fr_FR" w:bidi="fr_FR"/>
+        </w:rPr>
+      </w:r>
+      <w:r>
+        <w:rPr>
+          <w:lang w:val="fr_FR" w:bidi="fr_FR"/>
+        </w:rPr>
+        <w:t>Quand les gens sont rétablis dans leur pays d'origine, cela signifie qu'ils ont été « restaurés » ou « ramenés » dans leur pays.</w:t>
+      </w:r>
+    </w:p>
+    <w:p>
+      <w:pPr>
+        <w:pStyle w:val="Heading3"/>
+      </w:pPr>
+      <w:r>
+        <w:rPr>
+          <w:lang w:val="fr_FR" w:bidi="fr_FR"/>
+        </w:rPr>
+        <w:t>Suggestions pour la traduction :</w:t>
+      </w:r>
+    </w:p>
+    <w:p>
+      <w:pPr>
+        <w:pStyle w:val="ListBullet"/>
+        <w:spacing w:line="240" w:lineRule="auto"/>
+        <w:ind w:left="720"/>
+      </w:pPr>
+      <w:r>
+        <w:rPr>
+          <w:lang w:val="fr_FR" w:bidi="fr_FR"/>
+        </w:rPr>
+      </w:r>
+      <w:r>
+        <w:rPr>
+          <w:lang w:val="fr_FR" w:bidi="fr_FR"/>
+        </w:rPr>
+        <w:t>Selon le contexte, les termes pour traduire « restaurer » pourraient inclure : « réparer » ou « rétablir » ou « remettre en santé » ou « ramener ».</w:t>
+      </w:r>
+    </w:p>
+    <w:p>
+      <w:pPr>
+        <w:pStyle w:val="ListBullet"/>
+        <w:spacing w:line="240" w:lineRule="auto"/>
+        <w:ind w:left="720"/>
+      </w:pPr>
+      <w:r>
+        <w:rPr>
+          <w:lang w:val="fr_FR" w:bidi="fr_FR"/>
+        </w:rPr>
+      </w:r>
+      <w:r>
+        <w:rPr>
+          <w:lang w:val="fr_FR" w:bidi="fr_FR"/>
+        </w:rPr>
+        <w:t>Un idiome pour ce terme pourrait être « refaire » ou « rendre comme neuf ».</w:t>
+      </w:r>
+    </w:p>
+    <w:p>
+      <w:pPr>
+        <w:pStyle w:val="ListBullet"/>
+        <w:spacing w:line="240" w:lineRule="auto"/>
+        <w:ind w:left="720"/>
+      </w:pPr>
+      <w:r>
+        <w:rPr>
+          <w:lang w:val="fr_FR" w:bidi="fr_FR"/>
+        </w:rPr>
+      </w:r>
+      <w:r>
+        <w:rPr>
+          <w:lang w:val="fr_FR" w:bidi="fr_FR"/>
+        </w:rPr>
+        <w:t>Lorsqu'une propriété est « restaurée », cela signifie qu'elle a été « réparée » ou « remplacée » ou « rendue » à son propriétaire.</w:t>
+      </w:r>
+    </w:p>
+    <w:p>
+      <w:pPr>
+        <w:pStyle w:val="ListBullet"/>
+        <w:spacing w:line="240" w:lineRule="auto"/>
+        <w:ind w:left="720"/>
+      </w:pPr>
+      <w:r>
+        <w:rPr>
+          <w:lang w:val="fr_FR" w:bidi="fr_FR"/>
+        </w:rPr>
+      </w:r>
+      <w:r>
+        <w:rPr>
+          <w:lang w:val="fr_FR" w:bidi="fr_FR"/>
+        </w:rPr>
+        <w:t>Selon le contexte, « la restauration » pourrait être traduite par « renouvellement » ou « guérison » ou « réconciliation ».</w:t>
+      </w:r>
+      <w:r>
+        <w:rPr>
+          <w:lang w:val="fr_FR" w:bidi="fr_FR"/>
+        </w:rPr>
+      </w:r>
+      <w:r>
+        <w:rPr>
+          <w:lang w:val="fr_FR" w:bidi="fr_FR"/>
+        </w:rPr>
+      </w:r>
+    </w:p>
+    <w:p>
+      <w:pPr/>
+      <w:r>
+        <w:rPr>
+          <w:lang w:val="fr_FR" w:bidi="fr_FR"/>
+        </w:rPr>
+      </w:r>
+    </w:p>
+    <w:p>
+      <w:pPr>
+        <w:pStyle w:val="Heading2"/>
+      </w:pPr>
+      <w:r>
+        <w:rPr>
+          <w:lang w:val="fr_FR" w:bidi="fr_FR"/>
+        </w:rPr>
+        <w:t>Reste</w:t>
+      </w:r>
+      <w:r>
+        <w:rPr>
+          <w:lang w:val="fr_FR" w:bidi="fr_FR"/>
+        </w:rPr>
+      </w:r>
+    </w:p>
+    <w:p>
+      <w:pPr>
+        <w:pStyle w:val="Heading3"/>
+      </w:pPr>
+      <w:r>
+        <w:rPr>
+          <w:lang w:val="fr_FR" w:bidi="fr_FR"/>
+        </w:rPr>
+        <w:t>Définition :</w:t>
+      </w:r>
+    </w:p>
+    <w:p>
+      <w:pPr/>
+      <w:r>
+        <w:rPr>
+          <w:lang w:val="fr_FR" w:bidi="fr_FR"/>
+        </w:rPr>
+      </w:r>
+      <w:r>
+        <w:rPr>
+          <w:lang w:val="fr_FR" w:bidi="fr_FR"/>
+        </w:rPr>
+        <w:t>Le terme « reste » se réfère littéralement à des personnes ou des choses qui « subsistent » ou sont des « residus » d'un montant ou d'un grand groupe .</w:t>
+      </w:r>
+    </w:p>
+    <w:p>
+      <w:pPr>
+        <w:pStyle w:val="ListBullet"/>
+        <w:spacing w:line="240" w:lineRule="auto"/>
+        <w:ind w:left="720"/>
+      </w:pPr>
+      <w:r>
+        <w:rPr>
+          <w:lang w:val="fr_FR" w:bidi="fr_FR"/>
+        </w:rPr>
+      </w:r>
+      <w:r>
+        <w:rPr>
+          <w:lang w:val="fr_FR" w:bidi="fr_FR"/>
+        </w:rPr>
+        <w:t>Souvent, un « reste » fait référence aux personnes qui survivent à une situation dangereuse de la vie ou qui restent fidèles à Dieu tout en subissant la persécution.</w:t>
+      </w:r>
+    </w:p>
+    <w:p>
+      <w:pPr>
+        <w:pStyle w:val="ListBullet"/>
+        <w:spacing w:line="240" w:lineRule="auto"/>
+        <w:ind w:left="720"/>
+      </w:pPr>
+      <w:r>
+        <w:rPr>
+          <w:lang w:val="fr_FR" w:bidi="fr_FR"/>
+        </w:rPr>
+      </w:r>
+      <w:r>
+        <w:rPr>
+          <w:lang w:val="fr_FR" w:bidi="fr_FR"/>
+        </w:rPr>
+        <w:t>Ésaïe fait référence à un groupe de Juifs comme étant un « reste » qui a survécu aux attaques de l'extérieur et a vécu pour revenir à la Terre promise en Canaan.</w:t>
+      </w:r>
+    </w:p>
+    <w:p>
+      <w:pPr>
+        <w:pStyle w:val="ListBullet"/>
+        <w:spacing w:line="240" w:lineRule="auto"/>
+        <w:ind w:left="720"/>
+      </w:pPr>
+      <w:r>
+        <w:rPr>
+          <w:lang w:val="fr_FR" w:bidi="fr_FR"/>
+        </w:rPr>
+      </w:r>
+      <w:r>
+        <w:rPr>
+          <w:lang w:val="fr_FR" w:bidi="fr_FR"/>
+        </w:rPr>
+        <w:t>Paul parle de l'existence d'un « reste » de personnes qui ont été choisis par Dieu pour recevoir sa grâce.</w:t>
+      </w:r>
+    </w:p>
+    <w:p>
+      <w:pPr>
+        <w:pStyle w:val="ListBullet"/>
+        <w:spacing w:line="240" w:lineRule="auto"/>
+        <w:ind w:left="720"/>
+      </w:pPr>
+      <w:r>
+        <w:rPr>
+          <w:lang w:val="fr_FR" w:bidi="fr_FR"/>
+        </w:rPr>
+      </w:r>
+      <w:r>
+        <w:rPr>
+          <w:lang w:val="fr_FR" w:bidi="fr_FR"/>
+        </w:rPr>
+        <w:t>Le terme « reste » implique qu'il y avait d'autres personnes qui ne sont pas restées fidèles ou qui n'ont pas survécu ou qui n'ont pas été choisies.</w:t>
+      </w:r>
+    </w:p>
+    <w:p>
+      <w:pPr>
+        <w:pStyle w:val="Heading3"/>
+      </w:pPr>
+      <w:r>
+        <w:rPr>
+          <w:lang w:val="fr_FR" w:bidi="fr_FR"/>
+        </w:rPr>
+        <w:t>Suggestions pour la traduction :</w:t>
+      </w:r>
+    </w:p>
+    <w:p>
+      <w:pPr>
+        <w:pStyle w:val="ListBullet"/>
+        <w:spacing w:line="240" w:lineRule="auto"/>
+        <w:ind w:left="720"/>
+      </w:pPr>
+      <w:r>
+        <w:rPr>
+          <w:lang w:val="fr_FR" w:bidi="fr_FR"/>
+        </w:rPr>
+      </w:r>
+      <w:r>
+        <w:rPr>
+          <w:lang w:val="fr_FR" w:bidi="fr_FR"/>
+        </w:rPr>
+        <w:t>Une phrase comme « le reste de ce peuple » pourrait être traduit par « le reste de ces personnes » ou « les gens qui restent fidèles » ou « les gens qui subsistent ».</w:t>
+      </w:r>
+    </w:p>
+    <w:p>
+      <w:pPr>
+        <w:pStyle w:val="ListBullet"/>
+        <w:spacing w:line="240" w:lineRule="auto"/>
+        <w:ind w:left="720"/>
+      </w:pPr>
+      <w:r>
+        <w:rPr>
+          <w:lang w:val="fr_FR" w:bidi="fr_FR"/>
+        </w:rPr>
+      </w:r>
+      <w:r>
+        <w:rPr>
+          <w:lang w:val="fr_FR" w:bidi="fr_FR"/>
+        </w:rPr>
+        <w:t>L'expression « tout ce qui restera du peuple » pourrait être traduit par « tout le reste du peuple » ou « les personnes qui restent ».</w:t>
+      </w:r>
+      <w:r>
+        <w:rPr>
+          <w:lang w:val="fr_FR" w:bidi="fr_FR"/>
+        </w:rPr>
+      </w:r>
+      <w:r>
+        <w:rPr>
+          <w:lang w:val="fr_FR" w:bidi="fr_FR"/>
+        </w:rPr>
+      </w:r>
+    </w:p>
+    <w:p>
+      <w:pPr/>
+      <w:r>
+        <w:rPr>
+          <w:lang w:val="fr_FR" w:bidi="fr_FR"/>
+        </w:rPr>
+      </w:r>
+    </w:p>
+    <w:p>
+      <w:pPr>
+        <w:pStyle w:val="Heading2"/>
+      </w:pPr>
+      <w:r>
+        <w:rPr>
+          <w:lang w:val="fr_FR" w:bidi="fr_FR"/>
+        </w:rPr>
+        <w:t>Résurrection</w:t>
+      </w:r>
+      <w:r>
+        <w:rPr>
+          <w:lang w:val="fr_FR" w:bidi="fr_FR"/>
+        </w:rPr>
+      </w:r>
+    </w:p>
+    <w:p>
+      <w:pPr>
+        <w:pStyle w:val="Heading3"/>
+      </w:pPr>
+      <w:r>
+        <w:rPr>
+          <w:lang w:val="fr_FR" w:bidi="fr_FR"/>
+        </w:rPr>
+        <w:t>Définition :</w:t>
+      </w:r>
+    </w:p>
+    <w:p>
+      <w:pPr/>
+      <w:r>
+        <w:rPr>
+          <w:lang w:val="fr_FR" w:bidi="fr_FR"/>
+        </w:rPr>
+      </w:r>
+      <w:r>
+        <w:rPr>
+          <w:lang w:val="fr_FR" w:bidi="fr_FR"/>
+        </w:rPr>
+        <w:t>Le terme "résurrection" se réfère à l'acte de revenir à la vie après avoir été mort.</w:t>
+      </w:r>
+    </w:p>
+    <w:p>
+      <w:pPr>
+        <w:pStyle w:val="ListBullet"/>
+        <w:spacing w:line="240" w:lineRule="auto"/>
+        <w:ind w:left="720"/>
+      </w:pPr>
+      <w:r>
+        <w:rPr>
+          <w:lang w:val="fr_FR" w:bidi="fr_FR"/>
+        </w:rPr>
+      </w:r>
+      <w:r>
+        <w:rPr>
+          <w:lang w:val="fr_FR" w:bidi="fr_FR"/>
+        </w:rPr>
+        <w:t>"Ressusciter" quelqu'un signifie ramener cette personne à la vie. Seul Dieu a le pouvoir de le faire.</w:t>
+      </w:r>
+    </w:p>
+    <w:p>
+      <w:pPr>
+        <w:pStyle w:val="ListBullet"/>
+        <w:spacing w:line="240" w:lineRule="auto"/>
+        <w:ind w:left="720"/>
+      </w:pPr>
+      <w:r>
+        <w:rPr>
+          <w:lang w:val="fr_FR" w:bidi="fr_FR"/>
+        </w:rPr>
+      </w:r>
+      <w:r>
+        <w:rPr>
+          <w:lang w:val="fr_FR" w:bidi="fr_FR"/>
+        </w:rPr>
+        <w:t>Le mot "résurrection" s'applique souvent à Jésus qui est revenu à la vie après sa mort.</w:t>
+      </w:r>
+    </w:p>
+    <w:p>
+      <w:pPr>
+        <w:pStyle w:val="ListBullet"/>
+        <w:spacing w:line="240" w:lineRule="auto"/>
+        <w:ind w:left="720"/>
+      </w:pPr>
+      <w:r>
+        <w:rPr>
+          <w:lang w:val="fr_FR" w:bidi="fr_FR"/>
+        </w:rPr>
+      </w:r>
+      <w:r>
+        <w:rPr>
+          <w:lang w:val="fr_FR" w:bidi="fr_FR"/>
+        </w:rPr>
+        <w:t>Quand Jésus a dit, "Je suis la résurrection et la vie", il a déclaré qu'il est la source de la résurrection, et que c'est lui qui fait revenir les gens à la vie.</w:t>
+      </w:r>
+    </w:p>
+    <w:p>
+      <w:pPr>
+        <w:pStyle w:val="Heading3"/>
+      </w:pPr>
+      <w:r>
+        <w:rPr>
+          <w:lang w:val="fr_FR" w:bidi="fr_FR"/>
+        </w:rPr>
+        <w:t>Suggestions pour la traduction :</w:t>
+      </w:r>
+    </w:p>
+    <w:p>
+      <w:pPr>
+        <w:pStyle w:val="ListBullet"/>
+        <w:spacing w:line="240" w:lineRule="auto"/>
+        <w:ind w:left="720"/>
+      </w:pPr>
+      <w:r>
+        <w:rPr>
+          <w:lang w:val="fr_FR" w:bidi="fr_FR"/>
+        </w:rPr>
+      </w:r>
+      <w:r>
+        <w:rPr>
+          <w:lang w:val="fr_FR" w:bidi="fr_FR"/>
+        </w:rPr>
+        <w:t>Le mot "résurrection" pourrait aussi être traduit par "le fait de revenir à la vie" ou, "le retour à la vie après la mort".</w:t>
+      </w:r>
+    </w:p>
+    <w:p>
+      <w:pPr>
+        <w:pStyle w:val="ListBullet"/>
+        <w:spacing w:line="240" w:lineRule="auto"/>
+        <w:ind w:left="720"/>
+      </w:pPr>
+      <w:r>
+        <w:rPr>
+          <w:lang w:val="fr_FR" w:bidi="fr_FR"/>
+        </w:rPr>
+      </w:r>
+      <w:r>
+        <w:rPr>
+          <w:lang w:val="fr_FR" w:bidi="fr_FR"/>
+        </w:rPr>
+        <w:t>La signification littérale du mot résurrection est "l'acte d'être élevé" ou "l'acte d'être ressuscité (d'entre les morts)". Ce seraient d'autres façons de traduire ce terme.</w:t>
+      </w:r>
+    </w:p>
+    <w:p>
+      <w:pPr/>
+      <w:r>
+        <w:rPr>
+          <w:lang w:val="fr_FR" w:bidi="fr_FR"/>
+        </w:rPr>
+      </w:r>
+      <w:r>
+        <w:rPr>
+          <w:lang w:val="fr_FR" w:bidi="fr_FR"/>
+        </w:rPr>
+        <w:t>(See also: vie, mort, élever)</w:t>
+      </w:r>
+      <w:r>
+        <w:rPr>
+          <w:lang w:val="fr_FR" w:bidi="fr_FR"/>
+        </w:rPr>
+      </w:r>
+      <w:r>
+        <w:rPr>
+          <w:lang w:val="fr_FR" w:bidi="fr_FR"/>
+        </w:rPr>
+      </w:r>
+    </w:p>
+    <w:p>
+      <w:pPr/>
+      <w:r>
+        <w:rPr>
+          <w:lang w:val="fr_FR" w:bidi="fr_FR"/>
+        </w:rPr>
+      </w:r>
+    </w:p>
+    <w:p>
+      <w:pPr>
+        <w:pStyle w:val="Heading2"/>
+      </w:pPr>
+      <w:r>
+        <w:rPr>
+          <w:lang w:val="fr_FR" w:bidi="fr_FR"/>
+        </w:rPr>
+        <w:t>Révérence</w:t>
+      </w:r>
+      <w:r>
+        <w:rPr>
+          <w:lang w:val="fr_FR" w:bidi="fr_FR"/>
+        </w:rPr>
+      </w:r>
+    </w:p>
+    <w:p>
+      <w:pPr>
+        <w:pStyle w:val="Heading3"/>
+      </w:pPr>
+      <w:r>
+        <w:rPr>
+          <w:lang w:val="fr_FR" w:bidi="fr_FR"/>
+        </w:rPr>
+        <w:t>Définition :</w:t>
+      </w:r>
+    </w:p>
+    <w:p>
+      <w:pPr/>
+      <w:r>
+        <w:rPr>
+          <w:lang w:val="fr_FR" w:bidi="fr_FR"/>
+        </w:rPr>
+      </w:r>
+      <w:r>
+        <w:rPr>
+          <w:lang w:val="fr_FR" w:bidi="fr_FR"/>
+        </w:rPr>
+        <w:t>Le terme "révérence" se rapporte à des sentiments de "respect" profond pour quelqu’un ou quelque chose. "Vénérer" quelqu’un ou quelque chose, c’est faire preuve de "respect" envers cette personne ou cette chose.</w:t>
+      </w:r>
+    </w:p>
+    <w:p>
+      <w:pPr>
+        <w:pStyle w:val="ListBullet"/>
+        <w:spacing w:line="240" w:lineRule="auto"/>
+        <w:ind w:left="720"/>
+      </w:pPr>
+      <w:r>
+        <w:rPr>
+          <w:lang w:val="fr_FR" w:bidi="fr_FR"/>
+        </w:rPr>
+      </w:r>
+      <w:r>
+        <w:rPr>
+          <w:lang w:val="fr_FR" w:bidi="fr_FR"/>
+        </w:rPr>
+        <w:t>Les sentiments de "respect profond" peuvent être vus dans les actions qui honorent la personne qui est "vénérée".</w:t>
+      </w:r>
+    </w:p>
+    <w:p>
+      <w:pPr>
+        <w:pStyle w:val="ListBullet"/>
+        <w:spacing w:line="240" w:lineRule="auto"/>
+        <w:ind w:left="720"/>
+      </w:pPr>
+      <w:r>
+        <w:rPr>
+          <w:lang w:val="fr_FR" w:bidi="fr_FR"/>
+        </w:rPr>
+      </w:r>
+      <w:r>
+        <w:rPr>
+          <w:lang w:val="fr_FR" w:bidi="fr_FR"/>
+        </w:rPr>
+        <w:t>La crainte du Seigneur est une "révérence" intérieure qui se manifeste dans l'obéissance aux commandements de Dieu.</w:t>
+      </w:r>
+    </w:p>
+    <w:p>
+      <w:pPr>
+        <w:pStyle w:val="ListBullet"/>
+        <w:spacing w:line="240" w:lineRule="auto"/>
+        <w:ind w:left="720"/>
+      </w:pPr>
+      <w:r>
+        <w:rPr>
+          <w:lang w:val="fr_FR" w:bidi="fr_FR"/>
+        </w:rPr>
+      </w:r>
+      <w:r>
+        <w:rPr>
+          <w:lang w:val="fr_FR" w:bidi="fr_FR"/>
+        </w:rPr>
+        <w:t>Le terme "révérence" pourrait aussi être traduit par "le respect profond mêlé de crainte" ou "respect sincère".</w:t>
+      </w:r>
+    </w:p>
+    <w:p>
+      <w:pPr/>
+      <w:r>
+        <w:rPr>
+          <w:lang w:val="fr_FR" w:bidi="fr_FR"/>
+        </w:rPr>
+      </w:r>
+      <w:r>
+        <w:rPr>
+          <w:lang w:val="fr_FR" w:bidi="fr_FR"/>
+        </w:rPr>
         <w:t xml:space="preserve">(Voir aussi : </w:t>
       </w:r>
       <w:r>
         <w:rPr>
           <w:lang w:val="fr_FR" w:bidi="fr_FR"/>
         </w:rPr>
-        <w:t>commande</w:t>
+        <w:t>crainte</w:t>
       </w:r>
       <w:r>
         <w:rPr>
@@ -4348,1420 +5647,13 @@
         <w:rPr>
           <w:lang w:val="fr_FR" w:bidi="fr_FR"/>
         </w:rPr>
-        <w:t>désobéir</w:t>
-      </w:r>
-      <w:r>
-        <w:rPr>
-          <w:lang w:val="fr_FR" w:bidi="fr_FR"/>
-        </w:rPr>
-        <w:t xml:space="preserve">, </w:t>
-      </w:r>
-      <w:r>
-        <w:rPr>
-          <w:lang w:val="fr_FR" w:bidi="fr_FR"/>
-        </w:rPr>
-        <w:t>obéir</w:t>
-      </w:r>
-      <w:r>
-        <w:rPr>
-          <w:lang w:val="fr_FR" w:bidi="fr_FR"/>
-        </w:rPr>
-        <w:t xml:space="preserve">, </w:t>
-      </w:r>
-      <w:r>
-        <w:rPr>
-          <w:lang w:val="fr_FR" w:bidi="fr_FR"/>
-        </w:rPr>
-        <w:t>entêté</w:t>
-      </w:r>
-      <w:r>
-        <w:rPr>
-          <w:lang w:val="fr_FR" w:bidi="fr_FR"/>
-        </w:rPr>
-        <w:t>)</w:t>
-      </w:r>
-      <w:r>
-        <w:rPr>
-          <w:lang w:val="fr_FR" w:bidi="fr_FR"/>
-        </w:rPr>
-      </w:r>
-      <w:r>
-        <w:rPr>
-          <w:lang w:val="fr_FR" w:bidi="fr_FR"/>
-        </w:rPr>
-      </w:r>
-    </w:p>
-    <w:p>
-      <w:pPr/>
-      <w:r>
-        <w:rPr>
-          <w:lang w:val="fr_FR" w:bidi="fr_FR"/>
-        </w:rPr>
-      </w:r>
-    </w:p>
-    <w:p>
-      <w:pPr>
-        <w:pStyle w:val="Heading2"/>
-      </w:pPr>
-      <w:r>
-        <w:rPr>
-          <w:lang w:val="fr_FR" w:bidi="fr_FR"/>
-        </w:rPr>
-        <w:t>Renommée</w:t>
-      </w:r>
-      <w:r>
-        <w:rPr>
-          <w:lang w:val="fr_FR" w:bidi="fr_FR"/>
-        </w:rPr>
-      </w:r>
-    </w:p>
-    <w:p>
-      <w:pPr>
-        <w:pStyle w:val="Heading3"/>
-      </w:pPr>
-      <w:r>
-        <w:rPr>
-          <w:lang w:val="fr_FR" w:bidi="fr_FR"/>
-        </w:rPr>
-        <w:t>Définition :</w:t>
-      </w:r>
-    </w:p>
-    <w:p>
-      <w:pPr/>
-      <w:r>
-        <w:rPr>
-          <w:lang w:val="fr_FR" w:bidi="fr_FR"/>
-        </w:rPr>
-      </w:r>
-      <w:r>
-        <w:rPr>
-          <w:lang w:val="fr_FR" w:bidi="fr_FR"/>
-        </w:rPr>
-        <w:t>Le terme «renommée» se réfère à être bien connu et ayant une réputation louable.</w:t>
-      </w:r>
-    </w:p>
-    <w:p>
-      <w:pPr>
-        <w:pStyle w:val="ListBullet"/>
-        <w:spacing w:line="240" w:lineRule="auto"/>
-        <w:ind w:left="720"/>
-      </w:pPr>
-      <w:r>
-        <w:rPr>
-          <w:lang w:val="fr_FR" w:bidi="fr_FR"/>
-        </w:rPr>
-      </w:r>
-      <w:r>
-        <w:rPr>
-          <w:lang w:val="fr_FR" w:bidi="fr_FR"/>
-        </w:rPr>
-        <w:t>"Renommée" se réfère en particulier à une bonne réputation qui est largement connue sur une longue période de temps.</w:t>
-      </w:r>
-    </w:p>
-    <w:p>
-      <w:pPr>
-        <w:pStyle w:val="ListBullet"/>
-        <w:spacing w:line="240" w:lineRule="auto"/>
-        <w:ind w:left="720"/>
-      </w:pPr>
-      <w:r>
-        <w:rPr>
-          <w:lang w:val="fr_FR" w:bidi="fr_FR"/>
-        </w:rPr>
-      </w:r>
-      <w:r>
-        <w:rPr>
-          <w:lang w:val="fr_FR" w:bidi="fr_FR"/>
-        </w:rPr>
-        <w:t>Une personne "renommée" est quelqu'un qui est bien connu et très apprécié.</w:t>
-      </w:r>
-    </w:p>
-    <w:p>
-      <w:pPr>
-        <w:pStyle w:val="ListBullet"/>
-        <w:spacing w:line="240" w:lineRule="auto"/>
-        <w:ind w:left="720"/>
-      </w:pPr>
-      <w:r>
-        <w:rPr>
-          <w:lang w:val="fr_FR" w:bidi="fr_FR"/>
-        </w:rPr>
-      </w:r>
-      <w:r>
-        <w:rPr>
-          <w:lang w:val="fr_FR" w:bidi="fr_FR"/>
-        </w:rPr>
-        <w:t>Une ville qui est «renommée» est souvent bien connue pour sa richesse et sa prospérité.</w:t>
-      </w:r>
-    </w:p>
-    <w:p>
-      <w:pPr>
-        <w:pStyle w:val="Heading3"/>
-      </w:pPr>
-      <w:r>
-        <w:rPr>
-          <w:lang w:val="fr_FR" w:bidi="fr_FR"/>
-        </w:rPr>
-        <w:t>traduction Suggestions</w:t>
-      </w:r>
-    </w:p>
-    <w:p>
-      <w:pPr>
-        <w:pStyle w:val="ListBullet"/>
-        <w:spacing w:line="240" w:lineRule="auto"/>
-        <w:ind w:left="720"/>
-      </w:pPr>
-      <w:r>
-        <w:rPr>
-          <w:lang w:val="fr_FR" w:bidi="fr_FR"/>
-        </w:rPr>
-      </w:r>
-      <w:r>
-        <w:rPr>
-          <w:lang w:val="fr_FR" w:bidi="fr_FR"/>
-        </w:rPr>
-        <w:t>Le terme «renommée» pourrait être traduit comme "la gloire" ou "réputation estimée" "</w:t>
-      </w:r>
-    </w:p>
-    <w:p>
-      <w:pPr>
-        <w:pStyle w:val="ListBullet"/>
-        <w:spacing w:line="240" w:lineRule="auto"/>
-        <w:ind w:left="720"/>
-      </w:pPr>
-      <w:r>
-        <w:rPr>
-          <w:lang w:val="fr_FR" w:bidi="fr_FR"/>
-        </w:rPr>
-      </w:r>
-      <w:r>
-        <w:rPr>
-          <w:lang w:val="fr_FR" w:bidi="fr_FR"/>
-        </w:rPr>
-        <w:t>Le terme «renommée» pourrait aussi être traduit par "bien connu et très estimé" ou "ayant une excellente réputation*"</w:t>
-      </w:r>
-    </w:p>
-    <w:p>
-      <w:pPr>
-        <w:pStyle w:val="ListBullet"/>
-        <w:spacing w:line="240" w:lineRule="auto"/>
-        <w:ind w:left="720"/>
-      </w:pPr>
-      <w:r>
-        <w:rPr>
-          <w:lang w:val="fr_FR" w:bidi="fr_FR"/>
-        </w:rPr>
-      </w:r>
-      <w:r>
-        <w:rPr>
-          <w:lang w:val="fr_FR" w:bidi="fr_FR"/>
-        </w:rPr>
-        <w:t>L'expression, «Que le nom du Seigneur soit renommé en Israël" pourrait être traduit par «Que le nom du Seigneur soit bien connu et honoré par le peuple d'Israël*"</w:t>
-      </w:r>
-    </w:p>
-    <w:p>
-      <w:pPr>
-        <w:pStyle w:val="ListBullet"/>
-        <w:spacing w:line="240" w:lineRule="auto"/>
-        <w:ind w:left="720"/>
-      </w:pPr>
-      <w:r>
-        <w:rPr>
-          <w:lang w:val="fr_FR" w:bidi="fr_FR"/>
-        </w:rPr>
-      </w:r>
-      <w:r>
-        <w:rPr>
-          <w:lang w:val="fr_FR" w:bidi="fr_FR"/>
-        </w:rPr>
-        <w:t>L'expression «hommes de renom" pourrait être traduite comme «hommes bien connus pour leur courage» ou «guerriers célèbres» ou «hommes très estimés*"</w:t>
-      </w:r>
-    </w:p>
-    <w:p>
-      <w:pPr>
-        <w:pStyle w:val="ListBullet"/>
-        <w:spacing w:line="240" w:lineRule="auto"/>
-        <w:ind w:left="720"/>
-      </w:pPr>
-      <w:r>
-        <w:rPr>
-          <w:lang w:val="fr_FR" w:bidi="fr_FR"/>
-        </w:rPr>
-      </w:r>
-      <w:r>
-        <w:rPr>
-          <w:lang w:val="fr_FR" w:bidi="fr_FR"/>
-        </w:rPr>
-        <w:t>L'expression «ta renommée perdure dans toutes les générations» pourrait être traduite par «Pendant des années, les gens vont apprendre à quel point vous êtes estimés» ou «votre grandeur est vue et entendue par toutes les générations*"</w:t>
-      </w:r>
-    </w:p>
-    <w:p>
-      <w:pPr/>
-      <w:r>
-        <w:rPr>
-          <w:lang w:val="fr_FR" w:bidi="fr_FR"/>
-        </w:rPr>
-      </w:r>
-      <w:r>
-        <w:rPr>
-          <w:lang w:val="fr_FR" w:bidi="fr_FR"/>
-        </w:rPr>
-        <w:t>(Voir aussi : (../kt/honor.md))</w:t>
-      </w:r>
-      <w:r>
-        <w:rPr>
-          <w:lang w:val="fr_FR" w:bidi="fr_FR"/>
-        </w:rPr>
-      </w:r>
-      <w:r>
-        <w:rPr>
-          <w:lang w:val="fr_FR" w:bidi="fr_FR"/>
-        </w:rPr>
-      </w:r>
-    </w:p>
-    <w:p>
-      <w:pPr/>
-      <w:r>
-        <w:rPr>
-          <w:lang w:val="fr_FR" w:bidi="fr_FR"/>
-        </w:rPr>
-      </w:r>
-    </w:p>
-    <w:p>
-      <w:pPr>
-        <w:pStyle w:val="Heading2"/>
-      </w:pPr>
-      <w:r>
-        <w:rPr>
-          <w:lang w:val="fr_FR" w:bidi="fr_FR"/>
-        </w:rPr>
-        <w:t>Repentir</w:t>
-      </w:r>
-      <w:r>
-        <w:rPr>
-          <w:lang w:val="fr_FR" w:bidi="fr_FR"/>
-        </w:rPr>
-      </w:r>
-    </w:p>
-    <w:p>
-      <w:pPr>
-        <w:pStyle w:val="Heading3"/>
-      </w:pPr>
-      <w:r>
-        <w:rPr>
-          <w:lang w:val="fr_FR" w:bidi="fr_FR"/>
-        </w:rPr>
-        <w:t>Définition :</w:t>
-      </w:r>
-    </w:p>
-    <w:p>
-      <w:pPr/>
-      <w:r>
-        <w:rPr>
-          <w:lang w:val="fr_FR" w:bidi="fr_FR"/>
-        </w:rPr>
-      </w:r>
-      <w:r>
-        <w:rPr>
-          <w:lang w:val="fr_FR" w:bidi="fr_FR"/>
-        </w:rPr>
-        <w:t>Les termes « repentir » et « se repentir » se réfèrent à se détourner du péché et se tourner vers Dieu.</w:t>
-      </w:r>
-    </w:p>
-    <w:p>
-      <w:pPr>
-        <w:pStyle w:val="ListBullet"/>
-        <w:spacing w:line="240" w:lineRule="auto"/>
-        <w:ind w:left="720"/>
-      </w:pPr>
-      <w:r>
-        <w:rPr>
-          <w:lang w:val="fr_FR" w:bidi="fr_FR"/>
-        </w:rPr>
-      </w:r>
-      <w:r>
-        <w:rPr>
-          <w:lang w:val="fr_FR" w:bidi="fr_FR"/>
-        </w:rPr>
-        <w:t>se « repentir » signifie littéralement « changer d'avis ».</w:t>
-      </w:r>
-    </w:p>
-    <w:p>
-      <w:pPr>
-        <w:pStyle w:val="ListBullet"/>
-        <w:spacing w:line="240" w:lineRule="auto"/>
-        <w:ind w:left="720"/>
-      </w:pPr>
-      <w:r>
-        <w:rPr>
-          <w:lang w:val="fr_FR" w:bidi="fr_FR"/>
-        </w:rPr>
-      </w:r>
-      <w:r>
-        <w:rPr>
-          <w:lang w:val="fr_FR" w:bidi="fr_FR"/>
-        </w:rPr>
-        <w:t>Dans la Bible, « se repentir » signifie généralement se détourner d'une manière humaine et pécheresse de penser et d'agir, et de se tourner vers la manière de penser et d'agir de Dieu.</w:t>
-      </w:r>
-    </w:p>
-    <w:p>
-      <w:pPr>
-        <w:pStyle w:val="ListBullet"/>
-        <w:spacing w:line="240" w:lineRule="auto"/>
-        <w:ind w:left="720"/>
-      </w:pPr>
-      <w:r>
-        <w:rPr>
-          <w:lang w:val="fr_FR" w:bidi="fr_FR"/>
-        </w:rPr>
-      </w:r>
-      <w:r>
-        <w:rPr>
-          <w:lang w:val="fr_FR" w:bidi="fr_FR"/>
-        </w:rPr>
-        <w:t>Quand les gens se repentent vraiment de leurs péchés, Dieu leur pardonne et les aide à commencer à lui obéir.</w:t>
-      </w:r>
-    </w:p>
-    <w:p>
-      <w:pPr>
-        <w:pStyle w:val="Heading3"/>
-      </w:pPr>
-      <w:r>
-        <w:rPr>
-          <w:lang w:val="fr_FR" w:bidi="fr_FR"/>
-        </w:rPr>
-        <w:t>Suggestions pour la traduction :</w:t>
-      </w:r>
-    </w:p>
-    <w:p>
-      <w:pPr>
-        <w:pStyle w:val="ListBullet"/>
-        <w:spacing w:line="240" w:lineRule="auto"/>
-        <w:ind w:left="720"/>
-      </w:pPr>
-      <w:r>
-        <w:rPr>
-          <w:lang w:val="fr_FR" w:bidi="fr_FR"/>
-        </w:rPr>
-      </w:r>
-      <w:r>
-        <w:rPr>
-          <w:lang w:val="fr_FR" w:bidi="fr_FR"/>
-        </w:rPr>
-        <w:t>Le terme « repentir » peut être traduit par un mot ou une expression qui signifie « retournez (vers Dieu)» ou « détournez-vous du péché et tournez-vous vers Dieu » ou « tournez-vous vers Dieu, loin du péché ».</w:t>
-      </w:r>
-    </w:p>
-    <w:p>
-      <w:pPr>
-        <w:pStyle w:val="ListBullet"/>
-        <w:spacing w:line="240" w:lineRule="auto"/>
-        <w:ind w:left="720"/>
-      </w:pPr>
-      <w:r>
-        <w:rPr>
-          <w:lang w:val="fr_FR" w:bidi="fr_FR"/>
-        </w:rPr>
-      </w:r>
-      <w:r>
-        <w:rPr>
-          <w:lang w:val="fr_FR" w:bidi="fr_FR"/>
-        </w:rPr>
-        <w:t>Souvent, le mot « le repentir » peut être traduit en utilisant le verbe «repentir». Par exemple, «Dieu a donné le repentir à Israël» pourrait être traduit par «Dieu a permis à Israël de se repentir».</w:t>
-      </w:r>
-    </w:p>
-    <w:p>
-      <w:pPr>
-        <w:pStyle w:val="ListBullet"/>
-        <w:spacing w:line="240" w:lineRule="auto"/>
-        <w:ind w:left="720"/>
-      </w:pPr>
-      <w:r>
-        <w:rPr>
-          <w:lang w:val="fr_FR" w:bidi="fr_FR"/>
-        </w:rPr>
-      </w:r>
-      <w:r>
-        <w:rPr>
-          <w:lang w:val="fr_FR" w:bidi="fr_FR"/>
-        </w:rPr>
-        <w:t>D'autres façons de traduire la « repentance » pourraient inclure « se détourner du péché » ou « se tourner vers Dieu et s'éloigner du péché ».</w:t>
-      </w:r>
-    </w:p>
-    <w:p>
-      <w:pPr/>
-      <w:r>
-        <w:rPr>
-          <w:lang w:val="fr_FR" w:bidi="fr_FR"/>
-        </w:rPr>
-      </w:r>
-      <w:r>
-        <w:rPr>
-          <w:lang w:val="fr_FR" w:bidi="fr_FR"/>
-        </w:rPr>
-        <w:t>(Voir aussi : (../kt/forgive.md), (../kt/sin.md), (../other/turn.md))</w:t>
-      </w:r>
-      <w:r>
-        <w:rPr>
-          <w:lang w:val="fr_FR" w:bidi="fr_FR"/>
-        </w:rPr>
-      </w:r>
-      <w:r>
-        <w:rPr>
-          <w:lang w:val="fr_FR" w:bidi="fr_FR"/>
-        </w:rPr>
-      </w:r>
-    </w:p>
-    <w:p>
-      <w:pPr/>
-      <w:r>
-        <w:rPr>
-          <w:lang w:val="fr_FR" w:bidi="fr_FR"/>
-        </w:rPr>
-      </w:r>
-    </w:p>
-    <w:p>
-      <w:pPr>
-        <w:pStyle w:val="Heading2"/>
-      </w:pPr>
-      <w:r>
-        <w:rPr>
-          <w:lang w:val="fr_FR" w:bidi="fr_FR"/>
-        </w:rPr>
-        <w:t>Réprimander</w:t>
-      </w:r>
-      <w:r>
-        <w:rPr>
-          <w:lang w:val="fr_FR" w:bidi="fr_FR"/>
-        </w:rPr>
-      </w:r>
-    </w:p>
-    <w:p>
-      <w:pPr>
-        <w:pStyle w:val="Heading3"/>
-      </w:pPr>
-      <w:r>
-        <w:rPr>
-          <w:lang w:val="fr_FR" w:bidi="fr_FR"/>
-        </w:rPr>
-        <w:t>Définition :</w:t>
-      </w:r>
-    </w:p>
-    <w:p>
-      <w:pPr/>
-      <w:r>
-        <w:rPr>
-          <w:lang w:val="fr_FR" w:bidi="fr_FR"/>
-        </w:rPr>
-      </w:r>
-      <w:r>
-        <w:rPr>
-          <w:lang w:val="fr_FR" w:bidi="fr_FR"/>
-        </w:rPr>
-        <w:t>Réprimander c'est donner à quelqu'un une correction verbale sévère, souvent afin d'aider cette personne à se détourner du péché.</w:t>
-      </w:r>
-    </w:p>
-    <w:p>
-      <w:pPr>
-        <w:pStyle w:val="ListBullet"/>
-        <w:spacing w:line="240" w:lineRule="auto"/>
-        <w:ind w:left="720"/>
-      </w:pPr>
-      <w:r>
-        <w:rPr>
-          <w:lang w:val="fr_FR" w:bidi="fr_FR"/>
-        </w:rPr>
-      </w:r>
-      <w:r>
-        <w:rPr>
-          <w:lang w:val="fr_FR" w:bidi="fr_FR"/>
-        </w:rPr>
-        <w:t>Le Nouveau Testament ordonne aux chrétiens de "réprimander" les autres croyants lorsqu’ils désobéissent clairement à Dieu.</w:t>
-      </w:r>
-    </w:p>
-    <w:p>
-      <w:pPr>
-        <w:pStyle w:val="ListBullet"/>
-        <w:spacing w:line="240" w:lineRule="auto"/>
-        <w:ind w:left="720"/>
-      </w:pPr>
-      <w:r>
-        <w:rPr>
-          <w:lang w:val="fr_FR" w:bidi="fr_FR"/>
-        </w:rPr>
-      </w:r>
-      <w:r>
-        <w:rPr>
-          <w:lang w:val="fr_FR" w:bidi="fr_FR"/>
-        </w:rPr>
-        <w:t>Le livre des Proverbes instruit les parents à "admonester" leurs enfants quand ils sont désobéissants.</w:t>
-      </w:r>
-    </w:p>
-    <w:p>
-      <w:pPr>
-        <w:pStyle w:val="ListBullet"/>
-        <w:spacing w:line="240" w:lineRule="auto"/>
-        <w:ind w:left="720"/>
-      </w:pPr>
-      <w:r>
-        <w:rPr>
-          <w:lang w:val="fr_FR" w:bidi="fr_FR"/>
-        </w:rPr>
-      </w:r>
-      <w:r>
-        <w:rPr>
-          <w:lang w:val="fr_FR" w:bidi="fr_FR"/>
-        </w:rPr>
-        <w:t>Une "réprimande" est généralement donnée pour empêcher celui qui a commis le tort de s'impliquer davantage dans le péché.</w:t>
-      </w:r>
-    </w:p>
-    <w:p>
-      <w:pPr>
-        <w:pStyle w:val="Heading3"/>
-      </w:pPr>
-      <w:r>
-        <w:rPr>
-          <w:lang w:val="fr_FR" w:bidi="fr_FR"/>
-        </w:rPr>
-        <w:t>Suggestions pour la traduction :</w:t>
-      </w:r>
-    </w:p>
-    <w:p>
-      <w:pPr>
-        <w:pStyle w:val="ListBullet"/>
-        <w:spacing w:line="240" w:lineRule="auto"/>
-        <w:ind w:left="720"/>
-      </w:pPr>
-      <w:r>
-        <w:rPr>
-          <w:lang w:val="fr_FR" w:bidi="fr_FR"/>
-        </w:rPr>
-      </w:r>
-      <w:r>
-        <w:rPr>
-          <w:lang w:val="fr_FR" w:bidi="fr_FR"/>
-        </w:rPr>
-        <w:t>"Réprimander" pourrait être traduit par "corriger sévèrement" ou "gronder".</w:t>
-      </w:r>
-    </w:p>
-    <w:p>
-      <w:pPr>
-        <w:pStyle w:val="ListBullet"/>
-        <w:spacing w:line="240" w:lineRule="auto"/>
-        <w:ind w:left="720"/>
-      </w:pPr>
-      <w:r>
-        <w:rPr>
-          <w:lang w:val="fr_FR" w:bidi="fr_FR"/>
-        </w:rPr>
-      </w:r>
-      <w:r>
-        <w:rPr>
-          <w:lang w:val="fr_FR" w:bidi="fr_FR"/>
-        </w:rPr>
-        <w:t>Le terme "réprimande" pourrait être traduit par, "une correction sévère" ou "une critique sévère".</w:t>
-      </w:r>
-    </w:p>
-    <w:p>
-      <w:pPr>
-        <w:pStyle w:val="ListBullet"/>
-        <w:spacing w:line="240" w:lineRule="auto"/>
-        <w:ind w:left="720"/>
-      </w:pPr>
-      <w:r>
-        <w:rPr>
-          <w:lang w:val="fr_FR" w:bidi="fr_FR"/>
-        </w:rPr>
-      </w:r>
-      <w:r>
-        <w:rPr>
-          <w:lang w:val="fr_FR" w:bidi="fr_FR"/>
-        </w:rPr>
-        <w:t>L'expression, "sans réprimande", pourrait être traduite par, "sans blâme" ou "sans rappel à l'ordre" ou "sans correction sévère" ou ""sans admonestation".</w:t>
-      </w:r>
-    </w:p>
-    <w:p>
-      <w:pPr/>
-      <w:r>
-        <w:rPr>
-          <w:lang w:val="fr_FR" w:bidi="fr_FR"/>
-        </w:rPr>
-      </w:r>
-      <w:r>
-        <w:rPr>
-          <w:lang w:val="fr_FR" w:bidi="fr_FR"/>
-        </w:rPr>
-        <w:t xml:space="preserve">(See also </w:t>
-      </w:r>
-      <w:r>
-        <w:rPr>
-          <w:lang w:val="fr_FR" w:bidi="fr_FR"/>
-        </w:rPr>
-        <w:t>réprimander</w:t>
-      </w:r>
-      <w:r>
-        <w:rPr>
-          <w:lang w:val="fr_FR" w:bidi="fr_FR"/>
-        </w:rPr>
-        <w:t xml:space="preserve">, </w:t>
-      </w:r>
-      <w:r>
-        <w:rPr>
-          <w:lang w:val="fr_FR" w:bidi="fr_FR"/>
-        </w:rPr>
-        <w:t>désobéir</w:t>
-      </w:r>
-      <w:r>
-        <w:rPr>
-          <w:lang w:val="fr_FR" w:bidi="fr_FR"/>
-        </w:rPr>
-        <w:t>)</w:t>
-      </w:r>
-      <w:r>
-        <w:rPr>
-          <w:lang w:val="fr_FR" w:bidi="fr_FR"/>
-        </w:rPr>
-      </w:r>
-      <w:r>
-        <w:rPr>
-          <w:lang w:val="fr_FR" w:bidi="fr_FR"/>
-        </w:rPr>
-      </w:r>
-    </w:p>
-    <w:p>
-      <w:pPr/>
-      <w:r>
-        <w:rPr>
-          <w:lang w:val="fr_FR" w:bidi="fr_FR"/>
-        </w:rPr>
-      </w:r>
-    </w:p>
-    <w:p>
-      <w:pPr>
-        <w:pStyle w:val="Heading2"/>
-      </w:pPr>
-      <w:r>
-        <w:rPr>
-          <w:lang w:val="fr_FR" w:bidi="fr_FR"/>
-        </w:rPr>
-        <w:t>Restaurer</w:t>
-      </w:r>
-      <w:r>
-        <w:rPr>
-          <w:lang w:val="fr_FR" w:bidi="fr_FR"/>
-        </w:rPr>
-      </w:r>
-    </w:p>
-    <w:p>
-      <w:pPr>
-        <w:pStyle w:val="Heading3"/>
-      </w:pPr>
-      <w:r>
-        <w:rPr>
-          <w:lang w:val="fr_FR" w:bidi="fr_FR"/>
-        </w:rPr>
-        <w:t>Définition :</w:t>
-      </w:r>
-    </w:p>
-    <w:p>
-      <w:pPr/>
-      <w:r>
-        <w:rPr>
-          <w:lang w:val="fr_FR" w:bidi="fr_FR"/>
-        </w:rPr>
-      </w:r>
-      <w:r>
-        <w:rPr>
-          <w:lang w:val="fr_FR" w:bidi="fr_FR"/>
-        </w:rPr>
-        <w:t>Les termes « restaurer » et « restauration » se réfèrent à ramener quelque chose à son état d'origine ou à sa place.</w:t>
-      </w:r>
-    </w:p>
-    <w:p>
-      <w:pPr>
-        <w:pStyle w:val="ListBullet"/>
-        <w:spacing w:line="240" w:lineRule="auto"/>
-        <w:ind w:left="720"/>
-      </w:pPr>
-      <w:r>
-        <w:rPr>
-          <w:lang w:val="fr_FR" w:bidi="fr_FR"/>
-        </w:rPr>
-      </w:r>
-      <w:r>
-        <w:rPr>
-          <w:lang w:val="fr_FR" w:bidi="fr_FR"/>
-        </w:rPr>
-        <w:t>Quand une partie du corps malade est restaurée, cela signifie qu'elle a été « guérie ».</w:t>
-      </w:r>
-    </w:p>
-    <w:p>
-      <w:pPr>
-        <w:pStyle w:val="ListBullet"/>
-        <w:spacing w:line="240" w:lineRule="auto"/>
-        <w:ind w:left="720"/>
-      </w:pPr>
-      <w:r>
-        <w:rPr>
-          <w:lang w:val="fr_FR" w:bidi="fr_FR"/>
-        </w:rPr>
-      </w:r>
-      <w:r>
-        <w:rPr>
-          <w:lang w:val="fr_FR" w:bidi="fr_FR"/>
-        </w:rPr>
-        <w:t>Une relation rompue qui est restaurée, a été « réconciliée ». Dieu restaure les pécheurs et les ramène à lui.</w:t>
-      </w:r>
-    </w:p>
-    <w:p>
-      <w:pPr>
-        <w:pStyle w:val="ListBullet"/>
-        <w:spacing w:line="240" w:lineRule="auto"/>
-        <w:ind w:left="720"/>
-      </w:pPr>
-      <w:r>
-        <w:rPr>
-          <w:lang w:val="fr_FR" w:bidi="fr_FR"/>
-        </w:rPr>
-      </w:r>
-      <w:r>
-        <w:rPr>
-          <w:lang w:val="fr_FR" w:bidi="fr_FR"/>
-        </w:rPr>
-        <w:t>Quand les gens sont rétablis dans leur pays d'origine, cela signifie qu'ils ont été « restaurés » ou « ramenés » dans leur pays.</w:t>
-      </w:r>
-    </w:p>
-    <w:p>
-      <w:pPr>
-        <w:pStyle w:val="Heading3"/>
-      </w:pPr>
-      <w:r>
-        <w:rPr>
-          <w:lang w:val="fr_FR" w:bidi="fr_FR"/>
-        </w:rPr>
-        <w:t>Suggestions pour la traduction :</w:t>
-      </w:r>
-    </w:p>
-    <w:p>
-      <w:pPr>
-        <w:pStyle w:val="ListBullet"/>
-        <w:spacing w:line="240" w:lineRule="auto"/>
-        <w:ind w:left="720"/>
-      </w:pPr>
-      <w:r>
-        <w:rPr>
-          <w:lang w:val="fr_FR" w:bidi="fr_FR"/>
-        </w:rPr>
-      </w:r>
-      <w:r>
-        <w:rPr>
-          <w:lang w:val="fr_FR" w:bidi="fr_FR"/>
-        </w:rPr>
-        <w:t>Selon le contexte, les termes pour traduire « restaurer » pourraient inclure : « réparer » ou « rétablir » ou « remettre en santé » ou « ramener ».</w:t>
-      </w:r>
-    </w:p>
-    <w:p>
-      <w:pPr>
-        <w:pStyle w:val="ListBullet"/>
-        <w:spacing w:line="240" w:lineRule="auto"/>
-        <w:ind w:left="720"/>
-      </w:pPr>
-      <w:r>
-        <w:rPr>
-          <w:lang w:val="fr_FR" w:bidi="fr_FR"/>
-        </w:rPr>
-      </w:r>
-      <w:r>
-        <w:rPr>
-          <w:lang w:val="fr_FR" w:bidi="fr_FR"/>
-        </w:rPr>
-        <w:t>Un idiome pour ce terme pourrait être « refaire » ou « rendre comme neuf ».</w:t>
-      </w:r>
-    </w:p>
-    <w:p>
-      <w:pPr>
-        <w:pStyle w:val="ListBullet"/>
-        <w:spacing w:line="240" w:lineRule="auto"/>
-        <w:ind w:left="720"/>
-      </w:pPr>
-      <w:r>
-        <w:rPr>
-          <w:lang w:val="fr_FR" w:bidi="fr_FR"/>
-        </w:rPr>
-      </w:r>
-      <w:r>
-        <w:rPr>
-          <w:lang w:val="fr_FR" w:bidi="fr_FR"/>
-        </w:rPr>
-        <w:t>Lorsqu'une propriété est « restaurée », cela signifie qu'elle a été « réparée » ou « remplacée » ou « rendue » à son propriétaire.</w:t>
-      </w:r>
-    </w:p>
-    <w:p>
-      <w:pPr>
-        <w:pStyle w:val="ListBullet"/>
-        <w:spacing w:line="240" w:lineRule="auto"/>
-        <w:ind w:left="720"/>
-      </w:pPr>
-      <w:r>
-        <w:rPr>
-          <w:lang w:val="fr_FR" w:bidi="fr_FR"/>
-        </w:rPr>
-      </w:r>
-      <w:r>
-        <w:rPr>
-          <w:lang w:val="fr_FR" w:bidi="fr_FR"/>
-        </w:rPr>
-        <w:t>Selon le contexte, « la restauration » pourrait être traduite par « renouvellement » ou « guérison » ou « réconciliation ».</w:t>
-      </w:r>
-      <w:r>
-        <w:rPr>
-          <w:lang w:val="fr_FR" w:bidi="fr_FR"/>
-        </w:rPr>
-      </w:r>
-      <w:r>
-        <w:rPr>
-          <w:lang w:val="fr_FR" w:bidi="fr_FR"/>
-        </w:rPr>
-      </w:r>
-    </w:p>
-    <w:p>
-      <w:pPr/>
-      <w:r>
-        <w:rPr>
-          <w:lang w:val="fr_FR" w:bidi="fr_FR"/>
-        </w:rPr>
-      </w:r>
-    </w:p>
-    <w:p>
-      <w:pPr>
-        <w:pStyle w:val="Heading2"/>
-      </w:pPr>
-      <w:r>
-        <w:rPr>
-          <w:lang w:val="fr_FR" w:bidi="fr_FR"/>
-        </w:rPr>
-        <w:t>Reste</w:t>
-      </w:r>
-      <w:r>
-        <w:rPr>
-          <w:lang w:val="fr_FR" w:bidi="fr_FR"/>
-        </w:rPr>
-      </w:r>
-    </w:p>
-    <w:p>
-      <w:pPr>
-        <w:pStyle w:val="Heading3"/>
-      </w:pPr>
-      <w:r>
-        <w:rPr>
-          <w:lang w:val="fr_FR" w:bidi="fr_FR"/>
-        </w:rPr>
-        <w:t>Définition :</w:t>
-      </w:r>
-    </w:p>
-    <w:p>
-      <w:pPr/>
-      <w:r>
-        <w:rPr>
-          <w:lang w:val="fr_FR" w:bidi="fr_FR"/>
-        </w:rPr>
-      </w:r>
-      <w:r>
-        <w:rPr>
-          <w:lang w:val="fr_FR" w:bidi="fr_FR"/>
-        </w:rPr>
-        <w:t>Le terme « reste » se réfère littéralement à des personnes ou des choses qui « subsistent » ou sont des « residus » d'un montant ou d'un grand groupe .</w:t>
-      </w:r>
-    </w:p>
-    <w:p>
-      <w:pPr>
-        <w:pStyle w:val="ListBullet"/>
-        <w:spacing w:line="240" w:lineRule="auto"/>
-        <w:ind w:left="720"/>
-      </w:pPr>
-      <w:r>
-        <w:rPr>
-          <w:lang w:val="fr_FR" w:bidi="fr_FR"/>
-        </w:rPr>
-      </w:r>
-      <w:r>
-        <w:rPr>
-          <w:lang w:val="fr_FR" w:bidi="fr_FR"/>
-        </w:rPr>
-        <w:t>Souvent, un « reste » fait référence aux personnes qui survivent à une situation dangereuse de la vie ou qui restent fidèles à Dieu tout en subissant la persécution.</w:t>
-      </w:r>
-    </w:p>
-    <w:p>
-      <w:pPr>
-        <w:pStyle w:val="ListBullet"/>
-        <w:spacing w:line="240" w:lineRule="auto"/>
-        <w:ind w:left="720"/>
-      </w:pPr>
-      <w:r>
-        <w:rPr>
-          <w:lang w:val="fr_FR" w:bidi="fr_FR"/>
-        </w:rPr>
-      </w:r>
-      <w:r>
-        <w:rPr>
-          <w:lang w:val="fr_FR" w:bidi="fr_FR"/>
-        </w:rPr>
-        <w:t>Ésaïe fait référence à un groupe de Juifs comme étant un « reste » qui a survécu aux attaques de l'extérieur et a vécu pour revenir à la Terre promise en Canaan.</w:t>
-      </w:r>
-    </w:p>
-    <w:p>
-      <w:pPr>
-        <w:pStyle w:val="ListBullet"/>
-        <w:spacing w:line="240" w:lineRule="auto"/>
-        <w:ind w:left="720"/>
-      </w:pPr>
-      <w:r>
-        <w:rPr>
-          <w:lang w:val="fr_FR" w:bidi="fr_FR"/>
-        </w:rPr>
-      </w:r>
-      <w:r>
-        <w:rPr>
-          <w:lang w:val="fr_FR" w:bidi="fr_FR"/>
-        </w:rPr>
-        <w:t>Paul parle de l'existence d'un « reste » de personnes qui ont été choisis par Dieu pour recevoir sa grâce.</w:t>
-      </w:r>
-    </w:p>
-    <w:p>
-      <w:pPr>
-        <w:pStyle w:val="ListBullet"/>
-        <w:spacing w:line="240" w:lineRule="auto"/>
-        <w:ind w:left="720"/>
-      </w:pPr>
-      <w:r>
-        <w:rPr>
-          <w:lang w:val="fr_FR" w:bidi="fr_FR"/>
-        </w:rPr>
-      </w:r>
-      <w:r>
-        <w:rPr>
-          <w:lang w:val="fr_FR" w:bidi="fr_FR"/>
-        </w:rPr>
-        <w:t>Le terme « reste » implique qu'il y avait d'autres personnes qui ne sont pas restées fidèles ou qui n'ont pas survécu ou qui n'ont pas été choisies.</w:t>
-      </w:r>
-    </w:p>
-    <w:p>
-      <w:pPr>
-        <w:pStyle w:val="Heading3"/>
-      </w:pPr>
-      <w:r>
-        <w:rPr>
-          <w:lang w:val="fr_FR" w:bidi="fr_FR"/>
-        </w:rPr>
-        <w:t>Suggestions pour la traduction :</w:t>
-      </w:r>
-    </w:p>
-    <w:p>
-      <w:pPr>
-        <w:pStyle w:val="ListBullet"/>
-        <w:spacing w:line="240" w:lineRule="auto"/>
-        <w:ind w:left="720"/>
-      </w:pPr>
-      <w:r>
-        <w:rPr>
-          <w:lang w:val="fr_FR" w:bidi="fr_FR"/>
-        </w:rPr>
-      </w:r>
-      <w:r>
-        <w:rPr>
-          <w:lang w:val="fr_FR" w:bidi="fr_FR"/>
-        </w:rPr>
-        <w:t>Une phrase comme « le reste de ce peuple » pourrait être traduit par « le reste de ces personnes » ou « les gens qui restent fidèles » ou « les gens qui subsistent ».</w:t>
-      </w:r>
-    </w:p>
-    <w:p>
-      <w:pPr>
-        <w:pStyle w:val="ListBullet"/>
-        <w:spacing w:line="240" w:lineRule="auto"/>
-        <w:ind w:left="720"/>
-      </w:pPr>
-      <w:r>
-        <w:rPr>
-          <w:lang w:val="fr_FR" w:bidi="fr_FR"/>
-        </w:rPr>
-      </w:r>
-      <w:r>
-        <w:rPr>
-          <w:lang w:val="fr_FR" w:bidi="fr_FR"/>
-        </w:rPr>
-        <w:t>L'expression « tout ce qui restera du peuple » pourrait être traduit par « tout le reste du peuple » ou « les personnes qui restent ».</w:t>
-      </w:r>
-      <w:r>
-        <w:rPr>
-          <w:lang w:val="fr_FR" w:bidi="fr_FR"/>
-        </w:rPr>
-      </w:r>
-      <w:r>
-        <w:rPr>
-          <w:lang w:val="fr_FR" w:bidi="fr_FR"/>
-        </w:rPr>
-      </w:r>
-    </w:p>
-    <w:p>
-      <w:pPr/>
-      <w:r>
-        <w:rPr>
-          <w:lang w:val="fr_FR" w:bidi="fr_FR"/>
-        </w:rPr>
-      </w:r>
-    </w:p>
-    <w:p>
-      <w:pPr>
-        <w:pStyle w:val="Heading2"/>
-      </w:pPr>
-      <w:r>
-        <w:rPr>
-          <w:lang w:val="fr_FR" w:bidi="fr_FR"/>
-        </w:rPr>
-        <w:t>Résurrection</w:t>
-      </w:r>
-      <w:r>
-        <w:rPr>
-          <w:lang w:val="fr_FR" w:bidi="fr_FR"/>
-        </w:rPr>
-      </w:r>
-    </w:p>
-    <w:p>
-      <w:pPr>
-        <w:pStyle w:val="Heading3"/>
-      </w:pPr>
-      <w:r>
-        <w:rPr>
-          <w:lang w:val="fr_FR" w:bidi="fr_FR"/>
-        </w:rPr>
-        <w:t>Définition :</w:t>
-      </w:r>
-    </w:p>
-    <w:p>
-      <w:pPr/>
-      <w:r>
-        <w:rPr>
-          <w:lang w:val="fr_FR" w:bidi="fr_FR"/>
-        </w:rPr>
-      </w:r>
-      <w:r>
-        <w:rPr>
-          <w:lang w:val="fr_FR" w:bidi="fr_FR"/>
-        </w:rPr>
-        <w:t>Le terme "résurrection" se réfère à l'acte de revenir à la vie après avoir été mort.</w:t>
-      </w:r>
-    </w:p>
-    <w:p>
-      <w:pPr>
-        <w:pStyle w:val="ListBullet"/>
-        <w:spacing w:line="240" w:lineRule="auto"/>
-        <w:ind w:left="720"/>
-      </w:pPr>
-      <w:r>
-        <w:rPr>
-          <w:lang w:val="fr_FR" w:bidi="fr_FR"/>
-        </w:rPr>
-      </w:r>
-      <w:r>
-        <w:rPr>
-          <w:lang w:val="fr_FR" w:bidi="fr_FR"/>
-        </w:rPr>
-        <w:t>"Ressusciter" quelqu'un signifie ramener cette personne à la vie. Seul Dieu a le pouvoir de le faire.</w:t>
-      </w:r>
-    </w:p>
-    <w:p>
-      <w:pPr>
-        <w:pStyle w:val="ListBullet"/>
-        <w:spacing w:line="240" w:lineRule="auto"/>
-        <w:ind w:left="720"/>
-      </w:pPr>
-      <w:r>
-        <w:rPr>
-          <w:lang w:val="fr_FR" w:bidi="fr_FR"/>
-        </w:rPr>
-      </w:r>
-      <w:r>
-        <w:rPr>
-          <w:lang w:val="fr_FR" w:bidi="fr_FR"/>
-        </w:rPr>
-        <w:t>Le mot "résurrection" s'applique souvent à Jésus qui est revenu à la vie après sa mort.</w:t>
-      </w:r>
-    </w:p>
-    <w:p>
-      <w:pPr>
-        <w:pStyle w:val="ListBullet"/>
-        <w:spacing w:line="240" w:lineRule="auto"/>
-        <w:ind w:left="720"/>
-      </w:pPr>
-      <w:r>
-        <w:rPr>
-          <w:lang w:val="fr_FR" w:bidi="fr_FR"/>
-        </w:rPr>
-      </w:r>
-      <w:r>
-        <w:rPr>
-          <w:lang w:val="fr_FR" w:bidi="fr_FR"/>
-        </w:rPr>
-        <w:t>Quand Jésus a dit, "Je suis la résurrection et la vie", il a déclaré qu'il est la source de la résurrection, et que c'est lui qui fait revenir les gens à la vie.</w:t>
-      </w:r>
-    </w:p>
-    <w:p>
-      <w:pPr>
-        <w:pStyle w:val="Heading3"/>
-      </w:pPr>
-      <w:r>
-        <w:rPr>
-          <w:lang w:val="fr_FR" w:bidi="fr_FR"/>
-        </w:rPr>
-        <w:t>Suggestions pour la traduction :</w:t>
-      </w:r>
-    </w:p>
-    <w:p>
-      <w:pPr>
-        <w:pStyle w:val="ListBullet"/>
-        <w:spacing w:line="240" w:lineRule="auto"/>
-        <w:ind w:left="720"/>
-      </w:pPr>
-      <w:r>
-        <w:rPr>
-          <w:lang w:val="fr_FR" w:bidi="fr_FR"/>
-        </w:rPr>
-      </w:r>
-      <w:r>
-        <w:rPr>
-          <w:lang w:val="fr_FR" w:bidi="fr_FR"/>
-        </w:rPr>
-        <w:t>Le mot "résurrection" pourrait aussi être traduit par "le fait de revenir à la vie" ou, "le retour à la vie après la mort".</w:t>
-      </w:r>
-    </w:p>
-    <w:p>
-      <w:pPr>
-        <w:pStyle w:val="ListBullet"/>
-        <w:spacing w:line="240" w:lineRule="auto"/>
-        <w:ind w:left="720"/>
-      </w:pPr>
-      <w:r>
-        <w:rPr>
-          <w:lang w:val="fr_FR" w:bidi="fr_FR"/>
-        </w:rPr>
-      </w:r>
-      <w:r>
-        <w:rPr>
-          <w:lang w:val="fr_FR" w:bidi="fr_FR"/>
-        </w:rPr>
-        <w:t>La signification littérale du mot résurrection est "l'acte d'être élevé" ou "l'acte d'être ressuscité (d'entre les morts)". Ce seraient d'autres façons de traduire ce terme.</w:t>
-      </w:r>
-    </w:p>
-    <w:p>
-      <w:pPr/>
-      <w:r>
-        <w:rPr>
-          <w:lang w:val="fr_FR" w:bidi="fr_FR"/>
-        </w:rPr>
-      </w:r>
-      <w:r>
-        <w:rPr>
-          <w:lang w:val="fr_FR" w:bidi="fr_FR"/>
-        </w:rPr>
-        <w:t xml:space="preserve">(See also: </w:t>
-      </w:r>
-      <w:r>
-        <w:rPr>
-          <w:lang w:val="fr_FR" w:bidi="fr_FR"/>
-        </w:rPr>
-        <w:t>vie</w:t>
-      </w:r>
-      <w:r>
-        <w:rPr>
-          <w:lang w:val="fr_FR" w:bidi="fr_FR"/>
-        </w:rPr>
-        <w:t xml:space="preserve">, </w:t>
-      </w:r>
-      <w:r>
-        <w:rPr>
-          <w:lang w:val="fr_FR" w:bidi="fr_FR"/>
-        </w:rPr>
-        <w:t>mort</w:t>
-      </w:r>
-      <w:r>
-        <w:rPr>
-          <w:lang w:val="fr_FR" w:bidi="fr_FR"/>
-        </w:rPr>
-        <w:t xml:space="preserve">, </w:t>
-      </w:r>
-      <w:r>
-        <w:rPr>
-          <w:lang w:val="fr_FR" w:bidi="fr_FR"/>
-        </w:rPr>
-        <w:t>élever</w:t>
-      </w:r>
-      <w:r>
-        <w:rPr>
-          <w:lang w:val="fr_FR" w:bidi="fr_FR"/>
-        </w:rPr>
-        <w:t>)</w:t>
-      </w:r>
-      <w:r>
-        <w:rPr>
-          <w:lang w:val="fr_FR" w:bidi="fr_FR"/>
-        </w:rPr>
-      </w:r>
-      <w:r>
-        <w:rPr>
-          <w:lang w:val="fr_FR" w:bidi="fr_FR"/>
-        </w:rPr>
-      </w:r>
-    </w:p>
-    <w:p>
-      <w:pPr/>
-      <w:r>
-        <w:rPr>
-          <w:lang w:val="fr_FR" w:bidi="fr_FR"/>
-        </w:rPr>
-      </w:r>
-    </w:p>
-    <w:p>
-      <w:pPr>
-        <w:pStyle w:val="Heading2"/>
-      </w:pPr>
-      <w:r>
-        <w:rPr>
-          <w:lang w:val="fr_FR" w:bidi="fr_FR"/>
-        </w:rPr>
-        <w:t>Révérence</w:t>
-      </w:r>
-      <w:r>
-        <w:rPr>
-          <w:lang w:val="fr_FR" w:bidi="fr_FR"/>
-        </w:rPr>
-      </w:r>
-    </w:p>
-    <w:p>
-      <w:pPr>
-        <w:pStyle w:val="Heading3"/>
-      </w:pPr>
-      <w:r>
-        <w:rPr>
-          <w:lang w:val="fr_FR" w:bidi="fr_FR"/>
-        </w:rPr>
-        <w:t>Définition :</w:t>
-      </w:r>
-    </w:p>
-    <w:p>
-      <w:pPr/>
-      <w:r>
-        <w:rPr>
-          <w:lang w:val="fr_FR" w:bidi="fr_FR"/>
-        </w:rPr>
-      </w:r>
-      <w:r>
-        <w:rPr>
-          <w:lang w:val="fr_FR" w:bidi="fr_FR"/>
-        </w:rPr>
-        <w:t>Le terme "révérence" se rapporte à des sentiments de "respect" profond pour quelqu’un ou quelque chose. "Vénérer" quelqu’un ou quelque chose, c’est faire preuve de "respect" envers cette personne ou cette chose.</w:t>
-      </w:r>
-    </w:p>
-    <w:p>
-      <w:pPr>
-        <w:pStyle w:val="ListBullet"/>
-        <w:spacing w:line="240" w:lineRule="auto"/>
-        <w:ind w:left="720"/>
-      </w:pPr>
-      <w:r>
-        <w:rPr>
-          <w:lang w:val="fr_FR" w:bidi="fr_FR"/>
-        </w:rPr>
-      </w:r>
-      <w:r>
-        <w:rPr>
-          <w:lang w:val="fr_FR" w:bidi="fr_FR"/>
-        </w:rPr>
-        <w:t>Les sentiments de "respect profond" peuvent être vus dans les actions qui honorent la personne qui est "vénérée".</w:t>
-      </w:r>
-    </w:p>
-    <w:p>
-      <w:pPr>
-        <w:pStyle w:val="ListBullet"/>
-        <w:spacing w:line="240" w:lineRule="auto"/>
-        <w:ind w:left="720"/>
-      </w:pPr>
-      <w:r>
-        <w:rPr>
-          <w:lang w:val="fr_FR" w:bidi="fr_FR"/>
-        </w:rPr>
-      </w:r>
-      <w:r>
-        <w:rPr>
-          <w:lang w:val="fr_FR" w:bidi="fr_FR"/>
-        </w:rPr>
-        <w:t>La crainte du Seigneur est une "révérence" intérieure qui se manifeste dans l'obéissance aux commandements de Dieu.</w:t>
-      </w:r>
-    </w:p>
-    <w:p>
-      <w:pPr>
-        <w:pStyle w:val="ListBullet"/>
-        <w:spacing w:line="240" w:lineRule="auto"/>
-        <w:ind w:left="720"/>
-      </w:pPr>
-      <w:r>
-        <w:rPr>
-          <w:lang w:val="fr_FR" w:bidi="fr_FR"/>
-        </w:rPr>
-      </w:r>
-      <w:r>
-        <w:rPr>
-          <w:lang w:val="fr_FR" w:bidi="fr_FR"/>
-        </w:rPr>
-        <w:t>Le terme "révérence" pourrait aussi être traduit par "le respect profond mêlé de crainte" ou "respect sincère".</w:t>
-      </w:r>
-    </w:p>
-    <w:p>
-      <w:pPr/>
-      <w:r>
-        <w:rPr>
-          <w:lang w:val="fr_FR" w:bidi="fr_FR"/>
-        </w:rPr>
-      </w:r>
-      <w:r>
-        <w:rPr>
-          <w:lang w:val="fr_FR" w:bidi="fr_FR"/>
-        </w:rPr>
-        <w:t xml:space="preserve">(Voir aussi : </w:t>
-      </w:r>
-      <w:r>
-        <w:rPr>
-          <w:lang w:val="fr_FR" w:bidi="fr_FR"/>
-        </w:rPr>
-        <w:t>crainte</w:t>
-      </w:r>
-      <w:r>
-        <w:rPr>
-          <w:lang w:val="fr_FR" w:bidi="fr_FR"/>
-        </w:rPr>
-        <w:t xml:space="preserve">, </w:t>
-      </w:r>
-      <w:r>
-        <w:rPr>
-          <w:lang w:val="fr_FR" w:bidi="fr_FR"/>
-        </w:rPr>
         <w:t>honneur</w:t>
       </w:r>
       <w:r>
         <w:rPr>
           <w:lang w:val="fr_FR" w:bidi="fr_FR"/>
         </w:rPr>
-        <w:t xml:space="preserve">, </w:t>
-      </w:r>
-      <w:r>
-        <w:rPr>
-          <w:lang w:val="fr_FR" w:bidi="fr_FR"/>
-        </w:rPr>
-        <w:t>obéir</w:t>
-      </w:r>
-      <w:r>
-        <w:rPr>
-          <w:lang w:val="fr_FR" w:bidi="fr_FR"/>
-        </w:rPr>
-        <w:t>)</w:t>
+        <w:t>, obéir)</w:t>
       </w:r>
       <w:r>
         <w:rPr>
